--- a/Assignments/assignment(sql).docx
+++ b/Assignments/assignment(sql).docx
@@ -14,33 +14,21 @@
           <w:b/>
           <w:bCs/>
         </w:rPr>
-        <w:t>1.</w:t>
-      </w:r>
-      <w:r>
-        <w:rPr>
-          <w:b/>
-          <w:bCs/>
-        </w:rPr>
-        <w:t>PRIMARY KEY</w:t>
-      </w:r>
-    </w:p>
-    <w:p>
-      <w:pPr>
-        <w:spacing w:before="100" w:beforeAutospacing="1" w:after="100" w:afterAutospacing="1" w:line="240" w:lineRule="auto"/>
-        <w:ind w:left="360"/>
-        <w:outlineLvl w:val="2"/>
+        <w:t>1.PRIMARY KEY</w:t>
+      </w:r>
+    </w:p>
+    <w:p>
+      <w:pPr>
+        <w:rPr>
+          <w:b/>
+          <w:bCs/>
+        </w:rPr>
+      </w:pPr>
+      <w:r>
         <w:rPr>
           <w:rFonts w:ascii="Times New Roman" w:eastAsia="Times New Roman" w:hAnsi="Times New Roman" w:cs="Times New Roman"/>
-          <w:kern w:val="0"/>
-          <w:sz w:val="27"/>
-          <w:szCs w:val="27"/>
-          <w:lang w:eastAsia="en-IN"/>
-          <w14:ligatures w14:val="none"/>
-        </w:rPr>
-      </w:pPr>
-      <w:r>
-        <w:rPr>
-          <w:rFonts w:ascii="Times New Roman" w:eastAsia="Times New Roman" w:hAnsi="Times New Roman" w:cs="Times New Roman"/>
+          <w:b/>
+          <w:bCs/>
           <w:kern w:val="0"/>
           <w:sz w:val="27"/>
           <w:szCs w:val="27"/>
@@ -176,8 +164,9 @@
           <w:lang w:eastAsia="en-IN"/>
           <w14:ligatures w14:val="none"/>
         </w:rPr>
-        <w:t xml:space="preserve">    name VARCHAR</w:t>
-      </w:r>
+        <w:t xml:space="preserve">    name </w:t>
+      </w:r>
+      <w:proofErr w:type="gramStart"/>
       <w:r>
         <w:rPr>
           <w:rFonts w:ascii="Courier New" w:eastAsia="Times New Roman" w:hAnsi="Courier New" w:cs="Courier New"/>
@@ -187,8 +176,20 @@
           <w:lang w:eastAsia="en-IN"/>
           <w14:ligatures w14:val="none"/>
         </w:rPr>
+        <w:t>VARCHAR</w:t>
+      </w:r>
+      <w:r>
+        <w:rPr>
+          <w:rFonts w:ascii="Courier New" w:eastAsia="Times New Roman" w:hAnsi="Courier New" w:cs="Courier New"/>
+          <w:kern w:val="0"/>
+          <w:sz w:val="20"/>
+          <w:szCs w:val="20"/>
+          <w:lang w:eastAsia="en-IN"/>
+          <w14:ligatures w14:val="none"/>
+        </w:rPr>
         <w:t>(</w:t>
       </w:r>
+      <w:proofErr w:type="gramEnd"/>
       <w:r>
         <w:rPr>
           <w:rFonts w:ascii="Courier New" w:eastAsia="Times New Roman" w:hAnsi="Courier New" w:cs="Courier New"/>
@@ -502,7 +503,19 @@
         <w:rPr>
           <w:rFonts w:ascii="Courier New" w:hAnsi="Courier New" w:cs="Courier New"/>
         </w:rPr>
-        <w:t>INSERT INTO Student VALUES (102, 'Anu');</w:t>
+        <w:t>INSERT INTO Student VALUES (102, '</w:t>
+      </w:r>
+      <w:r>
+        <w:rPr>
+          <w:rFonts w:ascii="Courier New" w:hAnsi="Courier New" w:cs="Courier New"/>
+        </w:rPr>
+        <w:t>Riya</w:t>
+      </w:r>
+      <w:r>
+        <w:rPr>
+          <w:rFonts w:ascii="Courier New" w:hAnsi="Courier New" w:cs="Courier New"/>
+        </w:rPr>
+        <w:t>');</w:t>
       </w:r>
     </w:p>
     <w:p>
@@ -759,7 +772,19 @@
         <w:rPr>
           <w:rFonts w:ascii="Courier New" w:hAnsi="Courier New" w:cs="Courier New"/>
         </w:rPr>
-        <w:t>INSERT INTO Student VALUES (102, 'Anu');</w:t>
+        <w:t>INSERT INTO Student VALUES (102, '</w:t>
+      </w:r>
+      <w:r>
+        <w:rPr>
+          <w:rFonts w:ascii="Courier New" w:hAnsi="Courier New" w:cs="Courier New"/>
+        </w:rPr>
+        <w:t>Riya</w:t>
+      </w:r>
+      <w:r>
+        <w:rPr>
+          <w:rFonts w:ascii="Courier New" w:hAnsi="Courier New" w:cs="Courier New"/>
+        </w:rPr>
+        <w:t>');</w:t>
       </w:r>
     </w:p>
     <w:p>
@@ -1043,7 +1068,19 @@
         <w:rPr>
           <w:rFonts w:ascii="Courier New" w:hAnsi="Courier New" w:cs="Courier New"/>
         </w:rPr>
-        <w:t>INSERT INTO Student VALUES (102, 'Anu');</w:t>
+        <w:t>INSERT INTO Student VALUES (102, '</w:t>
+      </w:r>
+      <w:r>
+        <w:rPr>
+          <w:rFonts w:ascii="Courier New" w:hAnsi="Courier New" w:cs="Courier New"/>
+        </w:rPr>
+        <w:t>Riya</w:t>
+      </w:r>
+      <w:r>
+        <w:rPr>
+          <w:rFonts w:ascii="Courier New" w:hAnsi="Courier New" w:cs="Courier New"/>
+        </w:rPr>
+        <w:t>');</w:t>
       </w:r>
     </w:p>
     <w:p>
@@ -3176,7 +3213,19 @@
         <w:rPr>
           <w:rFonts w:ascii="Courier New" w:hAnsi="Courier New" w:cs="Courier New"/>
         </w:rPr>
-        <w:t>INSERT INTO Student VALUES(2,'Anu');</w:t>
+        <w:t>INSERT INTO Student VALUES(2,'</w:t>
+      </w:r>
+      <w:r>
+        <w:rPr>
+          <w:rFonts w:ascii="Courier New" w:hAnsi="Courier New" w:cs="Courier New"/>
+        </w:rPr>
+        <w:t>Riya</w:t>
+      </w:r>
+      <w:r>
+        <w:rPr>
+          <w:rFonts w:ascii="Courier New" w:hAnsi="Courier New" w:cs="Courier New"/>
+        </w:rPr>
+        <w:t>');</w:t>
       </w:r>
     </w:p>
     <w:p>
@@ -6521,6 +6570,7 @@
   <w:style w:type="character" w:default="1" w:styleId="DefaultParagraphFont">
     <w:name w:val="Default Paragraph Font"/>
     <w:uiPriority w:val="1"/>
+    <w:semiHidden/>
     <w:unhideWhenUsed/>
   </w:style>
   <w:style w:type="table" w:default="1" w:styleId="TableNormal">

--- a/Assignments/assignment(sql).docx
+++ b/Assignments/assignment(sql).docx
@@ -5801,6 +5801,500 @@
         </w:rPr>
         <w:t>VALUES(TRUE);</w:t>
       </w:r>
+    </w:p>
+    <w:p>
+      <w:pPr>
+        <w:rPr>
+          <w:rFonts w:ascii="Courier New" w:hAnsi="Courier New" w:cs="Courier New"/>
+          <w:b/>
+          <w:bCs/>
+        </w:rPr>
+      </w:pPr>
+      <w:r>
+        <w:rPr>
+          <w:rFonts w:ascii="Courier New" w:hAnsi="Courier New" w:cs="Courier New"/>
+          <w:b/>
+          <w:bCs/>
+        </w:rPr>
+        <w:t>6. FOREIGN KEY</w:t>
+      </w:r>
+    </w:p>
+    <w:p>
+      <w:pPr>
+        <w:rPr>
+          <w:rFonts w:ascii="Courier New" w:hAnsi="Courier New" w:cs="Courier New"/>
+          <w:b/>
+          <w:bCs/>
+        </w:rPr>
+      </w:pPr>
+      <w:r>
+        <w:rPr>
+          <w:rFonts w:ascii="Courier New" w:hAnsi="Courier New" w:cs="Courier New"/>
+          <w:b/>
+          <w:bCs/>
+        </w:rPr>
+        <w:t>Parent Table</w:t>
+      </w:r>
+    </w:p>
+    <w:p>
+      <w:pPr>
+        <w:rPr>
+          <w:rFonts w:ascii="Courier New" w:hAnsi="Courier New" w:cs="Courier New"/>
+        </w:rPr>
+      </w:pPr>
+      <w:r>
+        <w:rPr>
+          <w:rFonts w:ascii="Courier New" w:hAnsi="Courier New" w:cs="Courier New"/>
+        </w:rPr>
+        <w:t xml:space="preserve">CREATE TABLE </w:t>
+      </w:r>
+      <w:proofErr w:type="gramStart"/>
+      <w:r>
+        <w:rPr>
+          <w:rFonts w:ascii="Courier New" w:hAnsi="Courier New" w:cs="Courier New"/>
+        </w:rPr>
+        <w:t>Department(</w:t>
+      </w:r>
+      <w:proofErr w:type="gramEnd"/>
+    </w:p>
+    <w:p>
+      <w:pPr>
+        <w:rPr>
+          <w:rFonts w:ascii="Courier New" w:hAnsi="Courier New" w:cs="Courier New"/>
+        </w:rPr>
+      </w:pPr>
+      <w:r>
+        <w:rPr>
+          <w:rFonts w:ascii="Courier New" w:hAnsi="Courier New" w:cs="Courier New"/>
+        </w:rPr>
+        <w:t xml:space="preserve">    deptid INT PRIMARY KEY,</w:t>
+      </w:r>
+    </w:p>
+    <w:p>
+      <w:pPr>
+        <w:rPr>
+          <w:rFonts w:ascii="Courier New" w:hAnsi="Courier New" w:cs="Courier New"/>
+        </w:rPr>
+      </w:pPr>
+      <w:r>
+        <w:rPr>
+          <w:rFonts w:ascii="Courier New" w:hAnsi="Courier New" w:cs="Courier New"/>
+        </w:rPr>
+        <w:t xml:space="preserve">    deptname </w:t>
+      </w:r>
+      <w:proofErr w:type="gramStart"/>
+      <w:r>
+        <w:rPr>
+          <w:rFonts w:ascii="Courier New" w:hAnsi="Courier New" w:cs="Courier New"/>
+        </w:rPr>
+        <w:t>VARCHAR(</w:t>
+      </w:r>
+      <w:proofErr w:type="gramEnd"/>
+      <w:r>
+        <w:rPr>
+          <w:rFonts w:ascii="Courier New" w:hAnsi="Courier New" w:cs="Courier New"/>
+        </w:rPr>
+        <w:t>30)</w:t>
+      </w:r>
+    </w:p>
+    <w:p>
+      <w:pPr>
+        <w:rPr>
+          <w:rFonts w:ascii="Courier New" w:hAnsi="Courier New" w:cs="Courier New"/>
+        </w:rPr>
+      </w:pPr>
+      <w:r>
+        <w:rPr>
+          <w:rFonts w:ascii="Courier New" w:hAnsi="Courier New" w:cs="Courier New"/>
+        </w:rPr>
+        <w:t>);</w:t>
+      </w:r>
+    </w:p>
+    <w:p>
+      <w:pPr>
+        <w:rPr>
+          <w:rFonts w:ascii="Courier New" w:hAnsi="Courier New" w:cs="Courier New"/>
+          <w:b/>
+          <w:bCs/>
+        </w:rPr>
+      </w:pPr>
+      <w:r>
+        <w:rPr>
+          <w:rFonts w:ascii="Courier New" w:hAnsi="Courier New" w:cs="Courier New"/>
+          <w:b/>
+          <w:bCs/>
+        </w:rPr>
+        <w:t>Child Table</w:t>
+      </w:r>
+    </w:p>
+    <w:p>
+      <w:pPr>
+        <w:rPr>
+          <w:rFonts w:ascii="Courier New" w:hAnsi="Courier New" w:cs="Courier New"/>
+        </w:rPr>
+      </w:pPr>
+      <w:r>
+        <w:rPr>
+          <w:rFonts w:ascii="Courier New" w:hAnsi="Courier New" w:cs="Courier New"/>
+        </w:rPr>
+        <w:t xml:space="preserve">CREATE TABLE </w:t>
+      </w:r>
+      <w:proofErr w:type="gramStart"/>
+      <w:r>
+        <w:rPr>
+          <w:rFonts w:ascii="Courier New" w:hAnsi="Courier New" w:cs="Courier New"/>
+        </w:rPr>
+        <w:t>Student(</w:t>
+      </w:r>
+      <w:proofErr w:type="gramEnd"/>
+    </w:p>
+    <w:p>
+      <w:pPr>
+        <w:rPr>
+          <w:rFonts w:ascii="Courier New" w:hAnsi="Courier New" w:cs="Courier New"/>
+        </w:rPr>
+      </w:pPr>
+      <w:r>
+        <w:rPr>
+          <w:rFonts w:ascii="Courier New" w:hAnsi="Courier New" w:cs="Courier New"/>
+        </w:rPr>
+        <w:t xml:space="preserve">    id INT PRIMARY KEY,</w:t>
+      </w:r>
+    </w:p>
+    <w:p>
+      <w:pPr>
+        <w:rPr>
+          <w:rFonts w:ascii="Courier New" w:hAnsi="Courier New" w:cs="Courier New"/>
+        </w:rPr>
+      </w:pPr>
+      <w:r>
+        <w:rPr>
+          <w:rFonts w:ascii="Courier New" w:hAnsi="Courier New" w:cs="Courier New"/>
+        </w:rPr>
+        <w:t xml:space="preserve">    name </w:t>
+      </w:r>
+      <w:proofErr w:type="gramStart"/>
+      <w:r>
+        <w:rPr>
+          <w:rFonts w:ascii="Courier New" w:hAnsi="Courier New" w:cs="Courier New"/>
+        </w:rPr>
+        <w:t>VARCHAR(</w:t>
+      </w:r>
+      <w:proofErr w:type="gramEnd"/>
+      <w:r>
+        <w:rPr>
+          <w:rFonts w:ascii="Courier New" w:hAnsi="Courier New" w:cs="Courier New"/>
+        </w:rPr>
+        <w:t>30),</w:t>
+      </w:r>
+    </w:p>
+    <w:p>
+      <w:pPr>
+        <w:rPr>
+          <w:rFonts w:ascii="Courier New" w:hAnsi="Courier New" w:cs="Courier New"/>
+        </w:rPr>
+      </w:pPr>
+      <w:r>
+        <w:rPr>
+          <w:rFonts w:ascii="Courier New" w:hAnsi="Courier New" w:cs="Courier New"/>
+        </w:rPr>
+        <w:t xml:space="preserve">    deptid INT,</w:t>
+      </w:r>
+    </w:p>
+    <w:p>
+      <w:pPr>
+        <w:rPr>
+          <w:rFonts w:ascii="Courier New" w:hAnsi="Courier New" w:cs="Courier New"/>
+        </w:rPr>
+      </w:pPr>
+      <w:r>
+        <w:rPr>
+          <w:rFonts w:ascii="Courier New" w:hAnsi="Courier New" w:cs="Courier New"/>
+        </w:rPr>
+        <w:t xml:space="preserve">    FOREIGN </w:t>
+      </w:r>
+      <w:proofErr w:type="gramStart"/>
+      <w:r>
+        <w:rPr>
+          <w:rFonts w:ascii="Courier New" w:hAnsi="Courier New" w:cs="Courier New"/>
+        </w:rPr>
+        <w:t>KEY(</w:t>
+      </w:r>
+      <w:proofErr w:type="gramEnd"/>
+      <w:r>
+        <w:rPr>
+          <w:rFonts w:ascii="Courier New" w:hAnsi="Courier New" w:cs="Courier New"/>
+        </w:rPr>
+        <w:t>deptid)</w:t>
+      </w:r>
+    </w:p>
+    <w:p>
+      <w:pPr>
+        <w:rPr>
+          <w:rFonts w:ascii="Courier New" w:hAnsi="Courier New" w:cs="Courier New"/>
+        </w:rPr>
+      </w:pPr>
+      <w:r>
+        <w:rPr>
+          <w:rFonts w:ascii="Courier New" w:hAnsi="Courier New" w:cs="Courier New"/>
+        </w:rPr>
+        <w:t xml:space="preserve">    REFERENCES Department(deptid)</w:t>
+      </w:r>
+    </w:p>
+    <w:p>
+      <w:pPr>
+        <w:rPr>
+          <w:rFonts w:ascii="Courier New" w:hAnsi="Courier New" w:cs="Courier New"/>
+        </w:rPr>
+      </w:pPr>
+      <w:r>
+        <w:rPr>
+          <w:rFonts w:ascii="Courier New" w:hAnsi="Courier New" w:cs="Courier New"/>
+        </w:rPr>
+        <w:t>);</w:t>
+      </w:r>
+    </w:p>
+    <w:p>
+      <w:pPr>
+        <w:rPr>
+          <w:rFonts w:ascii="Courier New" w:hAnsi="Courier New" w:cs="Courier New"/>
+          <w:b/>
+          <w:bCs/>
+        </w:rPr>
+      </w:pPr>
+      <w:r>
+        <w:rPr>
+          <w:rFonts w:ascii="Courier New" w:hAnsi="Courier New" w:cs="Courier New"/>
+          <w:b/>
+          <w:bCs/>
+        </w:rPr>
+        <w:t>Insert</w:t>
+      </w:r>
+    </w:p>
+    <w:p>
+      <w:pPr>
+        <w:rPr>
+          <w:rFonts w:ascii="Courier New" w:hAnsi="Courier New" w:cs="Courier New"/>
+        </w:rPr>
+      </w:pPr>
+      <w:r>
+        <w:rPr>
+          <w:rFonts w:ascii="Courier New" w:hAnsi="Courier New" w:cs="Courier New"/>
+        </w:rPr>
+        <w:t>INSERT INTO Department VALUES(1,'CSE');</w:t>
+      </w:r>
+    </w:p>
+    <w:p>
+      <w:pPr>
+        <w:rPr>
+          <w:rFonts w:ascii="Courier New" w:hAnsi="Courier New" w:cs="Courier New"/>
+        </w:rPr>
+      </w:pPr>
+    </w:p>
+    <w:p>
+      <w:pPr>
+        <w:rPr>
+          <w:rFonts w:ascii="Courier New" w:hAnsi="Courier New" w:cs="Courier New"/>
+        </w:rPr>
+      </w:pPr>
+      <w:r>
+        <w:rPr>
+          <w:rFonts w:ascii="Courier New" w:hAnsi="Courier New" w:cs="Courier New"/>
+        </w:rPr>
+        <w:t>INSERT INTO Student</w:t>
+      </w:r>
+    </w:p>
+    <w:p>
+      <w:pPr>
+        <w:rPr>
+          <w:rFonts w:ascii="Courier New" w:hAnsi="Courier New" w:cs="Courier New"/>
+        </w:rPr>
+      </w:pPr>
+      <w:proofErr w:type="gramStart"/>
+      <w:r>
+        <w:rPr>
+          <w:rFonts w:ascii="Courier New" w:hAnsi="Courier New" w:cs="Courier New"/>
+        </w:rPr>
+        <w:t>VALUES(</w:t>
+      </w:r>
+      <w:proofErr w:type="gramEnd"/>
+      <w:r>
+        <w:rPr>
+          <w:rFonts w:ascii="Courier New" w:hAnsi="Courier New" w:cs="Courier New"/>
+        </w:rPr>
+        <w:t>101,'Lahari',1);</w:t>
+      </w:r>
+    </w:p>
+    <w:p>
+      <w:pPr>
+        <w:rPr>
+          <w:rFonts w:ascii="Courier New" w:hAnsi="Courier New" w:cs="Courier New"/>
+          <w:b/>
+          <w:bCs/>
+        </w:rPr>
+      </w:pPr>
+      <w:r>
+        <w:rPr>
+          <w:rFonts w:ascii="Courier New" w:hAnsi="Courier New" w:cs="Courier New"/>
+          <w:b/>
+          <w:bCs/>
+        </w:rPr>
+        <w:t>Error</w:t>
+      </w:r>
+    </w:p>
+    <w:p>
+      <w:pPr>
+        <w:rPr>
+          <w:rFonts w:ascii="Courier New" w:hAnsi="Courier New" w:cs="Courier New"/>
+        </w:rPr>
+      </w:pPr>
+      <w:r>
+        <w:rPr>
+          <w:rFonts w:ascii="Courier New" w:hAnsi="Courier New" w:cs="Courier New"/>
+        </w:rPr>
+        <w:t>INSERT INTO Student</w:t>
+      </w:r>
+    </w:p>
+    <w:p>
+      <w:pPr>
+        <w:rPr>
+          <w:rFonts w:ascii="Courier New" w:hAnsi="Courier New" w:cs="Courier New"/>
+        </w:rPr>
+      </w:pPr>
+      <w:proofErr w:type="gramStart"/>
+      <w:r>
+        <w:rPr>
+          <w:rFonts w:ascii="Courier New" w:hAnsi="Courier New" w:cs="Courier New"/>
+        </w:rPr>
+        <w:t>VALUES(</w:t>
+      </w:r>
+      <w:proofErr w:type="gramEnd"/>
+      <w:r>
+        <w:rPr>
+          <w:rFonts w:ascii="Courier New" w:hAnsi="Courier New" w:cs="Courier New"/>
+        </w:rPr>
+        <w:t>102,'Anu',5);</w:t>
+      </w:r>
+    </w:p>
+    <w:p>
+      <w:pPr>
+        <w:rPr>
+          <w:rFonts w:ascii="Courier New" w:hAnsi="Courier New" w:cs="Courier New"/>
+        </w:rPr>
+      </w:pPr>
+      <w:r>
+        <w:rPr>
+          <w:rFonts w:ascii="Courier New" w:hAnsi="Courier New" w:cs="Courier New"/>
+          <w:b/>
+          <w:bCs/>
+        </w:rPr>
+        <w:t>Error</w:t>
+      </w:r>
+    </w:p>
+    <w:p>
+      <w:pPr>
+        <w:rPr>
+          <w:rFonts w:ascii="Courier New" w:hAnsi="Courier New" w:cs="Courier New"/>
+        </w:rPr>
+      </w:pPr>
+      <w:r>
+        <w:rPr>
+          <w:rFonts w:ascii="Courier New" w:hAnsi="Courier New" w:cs="Courier New"/>
+        </w:rPr>
+        <w:t>Cannot add or update child row:</w:t>
+      </w:r>
+    </w:p>
+    <w:p>
+      <w:pPr>
+        <w:rPr>
+          <w:rFonts w:ascii="Courier New" w:hAnsi="Courier New" w:cs="Courier New"/>
+        </w:rPr>
+      </w:pPr>
+      <w:r>
+        <w:rPr>
+          <w:rFonts w:ascii="Courier New" w:hAnsi="Courier New" w:cs="Courier New"/>
+        </w:rPr>
+        <w:lastRenderedPageBreak/>
+        <w:t>foreign key constraint fails</w:t>
+      </w:r>
+    </w:p>
+    <w:p>
+      <w:pPr>
+        <w:rPr>
+          <w:rFonts w:ascii="Courier New" w:hAnsi="Courier New" w:cs="Courier New"/>
+          <w:b/>
+          <w:bCs/>
+        </w:rPr>
+      </w:pPr>
+      <w:r>
+        <w:rPr>
+          <w:rFonts w:ascii="Courier New" w:hAnsi="Courier New" w:cs="Courier New"/>
+          <w:b/>
+          <w:bCs/>
+        </w:rPr>
+        <w:t>Rectify</w:t>
+      </w:r>
+    </w:p>
+    <w:p>
+      <w:pPr>
+        <w:rPr>
+          <w:rFonts w:ascii="Courier New" w:hAnsi="Courier New" w:cs="Courier New"/>
+        </w:rPr>
+      </w:pPr>
+      <w:r>
+        <w:rPr>
+          <w:rFonts w:ascii="Courier New" w:hAnsi="Courier New" w:cs="Courier New"/>
+        </w:rPr>
+        <w:t>INSERT INTO Department VALUES(5,'ECE');</w:t>
+      </w:r>
+    </w:p>
+    <w:p>
+      <w:pPr>
+        <w:rPr>
+          <w:rFonts w:ascii="Courier New" w:hAnsi="Courier New" w:cs="Courier New"/>
+        </w:rPr>
+      </w:pPr>
+    </w:p>
+    <w:p>
+      <w:pPr>
+        <w:rPr>
+          <w:rFonts w:ascii="Courier New" w:hAnsi="Courier New" w:cs="Courier New"/>
+        </w:rPr>
+      </w:pPr>
+      <w:r>
+        <w:rPr>
+          <w:rFonts w:ascii="Courier New" w:hAnsi="Courier New" w:cs="Courier New"/>
+        </w:rPr>
+        <w:t>INSERT INTO Student</w:t>
+      </w:r>
+    </w:p>
+    <w:p>
+      <w:pPr>
+        <w:rPr>
+          <w:rFonts w:ascii="Courier New" w:hAnsi="Courier New" w:cs="Courier New"/>
+        </w:rPr>
+      </w:pPr>
+      <w:proofErr w:type="gramStart"/>
+      <w:r>
+        <w:rPr>
+          <w:rFonts w:ascii="Courier New" w:hAnsi="Courier New" w:cs="Courier New"/>
+        </w:rPr>
+        <w:t>VALUES(</w:t>
+      </w:r>
+      <w:proofErr w:type="gramEnd"/>
+      <w:r>
+        <w:rPr>
+          <w:rFonts w:ascii="Courier New" w:hAnsi="Courier New" w:cs="Courier New"/>
+        </w:rPr>
+        <w:t>102,'Anu',5);</w:t>
+      </w:r>
+    </w:p>
+    <w:p>
+      <w:pPr>
+        <w:rPr>
+          <w:rFonts w:ascii="Courier New" w:hAnsi="Courier New" w:cs="Courier New"/>
+        </w:rPr>
+      </w:pPr>
     </w:p>
     <w:p>
       <w:pPr>
@@ -6570,7 +7064,6 @@
   <w:style w:type="character" w:default="1" w:styleId="DefaultParagraphFont">
     <w:name w:val="Default Paragraph Font"/>
     <w:uiPriority w:val="1"/>
-    <w:semiHidden/>
     <w:unhideWhenUsed/>
   </w:style>
   <w:style w:type="table" w:default="1" w:styleId="TableNormal">

--- a/Assignments/assignment(sql).docx
+++ b/Assignments/assignment(sql).docx
@@ -164,9 +164,8 @@
           <w:lang w:eastAsia="en-IN"/>
           <w14:ligatures w14:val="none"/>
         </w:rPr>
-        <w:t xml:space="preserve">    name </w:t>
-      </w:r>
-      <w:proofErr w:type="gramStart"/>
+        <w:t xml:space="preserve">    name VARCHAR</w:t>
+      </w:r>
       <w:r>
         <w:rPr>
           <w:rFonts w:ascii="Courier New" w:eastAsia="Times New Roman" w:hAnsi="Courier New" w:cs="Courier New"/>
@@ -176,20 +175,8 @@
           <w:lang w:eastAsia="en-IN"/>
           <w14:ligatures w14:val="none"/>
         </w:rPr>
-        <w:t>VARCHAR</w:t>
-      </w:r>
-      <w:r>
-        <w:rPr>
-          <w:rFonts w:ascii="Courier New" w:eastAsia="Times New Roman" w:hAnsi="Courier New" w:cs="Courier New"/>
-          <w:kern w:val="0"/>
-          <w:sz w:val="20"/>
-          <w:szCs w:val="20"/>
-          <w:lang w:eastAsia="en-IN"/>
-          <w14:ligatures w14:val="none"/>
-        </w:rPr>
         <w:t>(</w:t>
       </w:r>
-      <w:proofErr w:type="gramEnd"/>
       <w:r>
         <w:rPr>
           <w:rFonts w:ascii="Courier New" w:eastAsia="Times New Roman" w:hAnsi="Courier New" w:cs="Courier New"/>
@@ -391,9 +378,8 @@
           <w:lang w:eastAsia="en-IN"/>
           <w14:ligatures w14:val="none"/>
         </w:rPr>
-        <w:t xml:space="preserve">    name </w:t>
-      </w:r>
-      <w:proofErr w:type="gramStart"/>
+        <w:t xml:space="preserve">    name VARCHAR</w:t>
+      </w:r>
       <w:r>
         <w:rPr>
           <w:rFonts w:ascii="Courier New" w:eastAsia="Times New Roman" w:hAnsi="Courier New" w:cs="Courier New"/>
@@ -403,20 +389,8 @@
           <w:lang w:eastAsia="en-IN"/>
           <w14:ligatures w14:val="none"/>
         </w:rPr>
-        <w:t>VARCHAR</w:t>
-      </w:r>
-      <w:r>
-        <w:rPr>
-          <w:rFonts w:ascii="Courier New" w:eastAsia="Times New Roman" w:hAnsi="Courier New" w:cs="Courier New"/>
-          <w:kern w:val="0"/>
-          <w:sz w:val="20"/>
-          <w:szCs w:val="20"/>
-          <w:lang w:eastAsia="en-IN"/>
-          <w14:ligatures w14:val="none"/>
-        </w:rPr>
         <w:t>(</w:t>
       </w:r>
-      <w:proofErr w:type="gramEnd"/>
       <w:r>
         <w:rPr>
           <w:rFonts w:ascii="Courier New" w:eastAsia="Times New Roman" w:hAnsi="Courier New" w:cs="Courier New"/>
@@ -659,9 +633,8 @@
           <w:lang w:eastAsia="en-IN"/>
           <w14:ligatures w14:val="none"/>
         </w:rPr>
-        <w:t xml:space="preserve">    name </w:t>
-      </w:r>
-      <w:proofErr w:type="gramStart"/>
+        <w:t xml:space="preserve">    name VARCHAR</w:t>
+      </w:r>
       <w:r>
         <w:rPr>
           <w:rFonts w:ascii="Courier New" w:eastAsia="Times New Roman" w:hAnsi="Courier New" w:cs="Courier New"/>
@@ -671,20 +644,8 @@
           <w:lang w:eastAsia="en-IN"/>
           <w14:ligatures w14:val="none"/>
         </w:rPr>
-        <w:t>VARCHAR</w:t>
-      </w:r>
-      <w:r>
-        <w:rPr>
-          <w:rFonts w:ascii="Courier New" w:eastAsia="Times New Roman" w:hAnsi="Courier New" w:cs="Courier New"/>
-          <w:kern w:val="0"/>
-          <w:sz w:val="20"/>
-          <w:szCs w:val="20"/>
-          <w:lang w:eastAsia="en-IN"/>
-          <w14:ligatures w14:val="none"/>
-        </w:rPr>
         <w:t>(</w:t>
       </w:r>
-      <w:proofErr w:type="gramEnd"/>
       <w:r>
         <w:rPr>
           <w:rFonts w:ascii="Courier New" w:eastAsia="Times New Roman" w:hAnsi="Courier New" w:cs="Courier New"/>
@@ -955,9 +916,8 @@
           <w:lang w:eastAsia="en-IN"/>
           <w14:ligatures w14:val="none"/>
         </w:rPr>
-        <w:t xml:space="preserve">    name </w:t>
-      </w:r>
-      <w:proofErr w:type="gramStart"/>
+        <w:t xml:space="preserve">    name VARCHAR</w:t>
+      </w:r>
       <w:r>
         <w:rPr>
           <w:rFonts w:ascii="Courier New" w:eastAsia="Times New Roman" w:hAnsi="Courier New" w:cs="Courier New"/>
@@ -967,20 +927,8 @@
           <w:lang w:eastAsia="en-IN"/>
           <w14:ligatures w14:val="none"/>
         </w:rPr>
-        <w:t>VARCHAR</w:t>
-      </w:r>
-      <w:r>
-        <w:rPr>
-          <w:rFonts w:ascii="Courier New" w:eastAsia="Times New Roman" w:hAnsi="Courier New" w:cs="Courier New"/>
-          <w:kern w:val="0"/>
-          <w:sz w:val="20"/>
-          <w:szCs w:val="20"/>
-          <w:lang w:eastAsia="en-IN"/>
-          <w14:ligatures w14:val="none"/>
-        </w:rPr>
         <w:t>(</w:t>
       </w:r>
-      <w:proofErr w:type="gramEnd"/>
       <w:r>
         <w:rPr>
           <w:rFonts w:ascii="Courier New" w:eastAsia="Times New Roman" w:hAnsi="Courier New" w:cs="Courier New"/>
@@ -1165,48 +1113,20 @@
         <w:rPr>
           <w:rFonts w:ascii="Courier New" w:hAnsi="Courier New" w:cs="Courier New"/>
         </w:rPr>
-        <w:t xml:space="preserve">    name </w:t>
-      </w:r>
-      <w:proofErr w:type="gramStart"/>
-      <w:r>
-        <w:rPr>
-          <w:rFonts w:ascii="Courier New" w:hAnsi="Courier New" w:cs="Courier New"/>
-        </w:rPr>
-        <w:t>VARCHAR(</w:t>
-      </w:r>
-      <w:proofErr w:type="gramEnd"/>
-      <w:r>
-        <w:rPr>
-          <w:rFonts w:ascii="Courier New" w:hAnsi="Courier New" w:cs="Courier New"/>
-        </w:rPr>
-        <w:t>30),</w:t>
-      </w:r>
-    </w:p>
-    <w:p>
-      <w:pPr>
-        <w:rPr>
-          <w:rFonts w:ascii="Courier New" w:hAnsi="Courier New" w:cs="Courier New"/>
-        </w:rPr>
-      </w:pPr>
-      <w:r>
-        <w:rPr>
-          <w:rFonts w:ascii="Courier New" w:hAnsi="Courier New" w:cs="Courier New"/>
-        </w:rPr>
-        <w:t xml:space="preserve">    city </w:t>
-      </w:r>
-      <w:proofErr w:type="gramStart"/>
-      <w:r>
-        <w:rPr>
-          <w:rFonts w:ascii="Courier New" w:hAnsi="Courier New" w:cs="Courier New"/>
-        </w:rPr>
-        <w:t>VARCHAR(</w:t>
-      </w:r>
-      <w:proofErr w:type="gramEnd"/>
-      <w:r>
-        <w:rPr>
-          <w:rFonts w:ascii="Courier New" w:hAnsi="Courier New" w:cs="Courier New"/>
-        </w:rPr>
-        <w:t>30) DEFAULT 'Hyderabad'</w:t>
+        <w:t xml:space="preserve">    name VARCHAR(30),</w:t>
+      </w:r>
+    </w:p>
+    <w:p>
+      <w:pPr>
+        <w:rPr>
+          <w:rFonts w:ascii="Courier New" w:hAnsi="Courier New" w:cs="Courier New"/>
+        </w:rPr>
+      </w:pPr>
+      <w:r>
+        <w:rPr>
+          <w:rFonts w:ascii="Courier New" w:hAnsi="Courier New" w:cs="Courier New"/>
+        </w:rPr>
+        <w:t xml:space="preserve">    city VARCHAR(30) DEFAULT 'Hyderabad'</w:t>
       </w:r>
     </w:p>
     <w:p>
@@ -1273,48 +1193,20 @@
         <w:rPr>
           <w:rFonts w:ascii="Courier New" w:hAnsi="Courier New" w:cs="Courier New"/>
         </w:rPr>
-        <w:t xml:space="preserve">    name </w:t>
-      </w:r>
-      <w:proofErr w:type="gramStart"/>
-      <w:r>
-        <w:rPr>
-          <w:rFonts w:ascii="Courier New" w:hAnsi="Courier New" w:cs="Courier New"/>
-        </w:rPr>
-        <w:t>VARCHAR(</w:t>
-      </w:r>
-      <w:proofErr w:type="gramEnd"/>
-      <w:r>
-        <w:rPr>
-          <w:rFonts w:ascii="Courier New" w:hAnsi="Courier New" w:cs="Courier New"/>
-        </w:rPr>
-        <w:t>30),</w:t>
-      </w:r>
-    </w:p>
-    <w:p>
-      <w:pPr>
-        <w:rPr>
-          <w:rFonts w:ascii="Courier New" w:hAnsi="Courier New" w:cs="Courier New"/>
-        </w:rPr>
-      </w:pPr>
-      <w:r>
-        <w:rPr>
-          <w:rFonts w:ascii="Courier New" w:hAnsi="Courier New" w:cs="Courier New"/>
-        </w:rPr>
-        <w:t xml:space="preserve">    city </w:t>
-      </w:r>
-      <w:proofErr w:type="gramStart"/>
-      <w:r>
-        <w:rPr>
-          <w:rFonts w:ascii="Courier New" w:hAnsi="Courier New" w:cs="Courier New"/>
-        </w:rPr>
-        <w:t>VARCHAR(</w:t>
-      </w:r>
-      <w:proofErr w:type="gramEnd"/>
-      <w:r>
-        <w:rPr>
-          <w:rFonts w:ascii="Courier New" w:hAnsi="Courier New" w:cs="Courier New"/>
-        </w:rPr>
-        <w:t>30) DEFAULT 'Hyderabad'</w:t>
+        <w:t xml:space="preserve">    name VARCHAR(30),</w:t>
+      </w:r>
+    </w:p>
+    <w:p>
+      <w:pPr>
+        <w:rPr>
+          <w:rFonts w:ascii="Courier New" w:hAnsi="Courier New" w:cs="Courier New"/>
+        </w:rPr>
+      </w:pPr>
+      <w:r>
+        <w:rPr>
+          <w:rFonts w:ascii="Courier New" w:hAnsi="Courier New" w:cs="Courier New"/>
+        </w:rPr>
+        <w:t xml:space="preserve">    city VARCHAR(30) DEFAULT 'Hyderabad'</w:t>
       </w:r>
     </w:p>
     <w:p>
@@ -1340,21 +1232,7 @@
         <w:rPr>
           <w:rFonts w:ascii="Courier New" w:hAnsi="Courier New" w:cs="Courier New"/>
         </w:rPr>
-        <w:t xml:space="preserve">INSERT INTO </w:t>
-      </w:r>
-      <w:proofErr w:type="gramStart"/>
-      <w:r>
-        <w:rPr>
-          <w:rFonts w:ascii="Courier New" w:hAnsi="Courier New" w:cs="Courier New"/>
-        </w:rPr>
-        <w:t>Employee(</w:t>
-      </w:r>
-      <w:proofErr w:type="gramEnd"/>
-      <w:r>
-        <w:rPr>
-          <w:rFonts w:ascii="Courier New" w:hAnsi="Courier New" w:cs="Courier New"/>
-        </w:rPr>
-        <w:t>id</w:t>
+        <w:t>INSERT INTO Employee(id</w:t>
       </w:r>
       <w:r>
         <w:rPr>
@@ -1460,48 +1338,20 @@
         <w:rPr>
           <w:rFonts w:ascii="Courier New" w:hAnsi="Courier New" w:cs="Courier New"/>
         </w:rPr>
-        <w:t xml:space="preserve">    name </w:t>
-      </w:r>
-      <w:proofErr w:type="gramStart"/>
-      <w:r>
-        <w:rPr>
-          <w:rFonts w:ascii="Courier New" w:hAnsi="Courier New" w:cs="Courier New"/>
-        </w:rPr>
-        <w:t>VARCHAR(</w:t>
-      </w:r>
-      <w:proofErr w:type="gramEnd"/>
-      <w:r>
-        <w:rPr>
-          <w:rFonts w:ascii="Courier New" w:hAnsi="Courier New" w:cs="Courier New"/>
-        </w:rPr>
-        <w:t>30),</w:t>
-      </w:r>
-    </w:p>
-    <w:p>
-      <w:pPr>
-        <w:rPr>
-          <w:rFonts w:ascii="Courier New" w:hAnsi="Courier New" w:cs="Courier New"/>
-        </w:rPr>
-      </w:pPr>
-      <w:r>
-        <w:rPr>
-          <w:rFonts w:ascii="Courier New" w:hAnsi="Courier New" w:cs="Courier New"/>
-        </w:rPr>
-        <w:t xml:space="preserve">    city </w:t>
-      </w:r>
-      <w:proofErr w:type="gramStart"/>
-      <w:r>
-        <w:rPr>
-          <w:rFonts w:ascii="Courier New" w:hAnsi="Courier New" w:cs="Courier New"/>
-        </w:rPr>
-        <w:t>VARCHAR(</w:t>
-      </w:r>
-      <w:proofErr w:type="gramEnd"/>
-      <w:r>
-        <w:rPr>
-          <w:rFonts w:ascii="Courier New" w:hAnsi="Courier New" w:cs="Courier New"/>
-        </w:rPr>
-        <w:t>30) DEFAULT 'Hyderabad'</w:t>
+        <w:t xml:space="preserve">    name VARCHAR(30),</w:t>
+      </w:r>
+    </w:p>
+    <w:p>
+      <w:pPr>
+        <w:rPr>
+          <w:rFonts w:ascii="Courier New" w:hAnsi="Courier New" w:cs="Courier New"/>
+        </w:rPr>
+      </w:pPr>
+      <w:r>
+        <w:rPr>
+          <w:rFonts w:ascii="Courier New" w:hAnsi="Courier New" w:cs="Courier New"/>
+        </w:rPr>
+        <w:t xml:space="preserve">    city VARCHAR(30) DEFAULT 'Hyderabad'</w:t>
       </w:r>
     </w:p>
     <w:p>
@@ -1527,21 +1377,7 @@
         <w:rPr>
           <w:rFonts w:ascii="Courier New" w:hAnsi="Courier New" w:cs="Courier New"/>
         </w:rPr>
-        <w:t xml:space="preserve">INSERT INTO </w:t>
-      </w:r>
-      <w:proofErr w:type="gramStart"/>
-      <w:r>
-        <w:rPr>
-          <w:rFonts w:ascii="Courier New" w:hAnsi="Courier New" w:cs="Courier New"/>
-        </w:rPr>
-        <w:t>Employee(</w:t>
-      </w:r>
-      <w:proofErr w:type="gramEnd"/>
-      <w:r>
-        <w:rPr>
-          <w:rFonts w:ascii="Courier New" w:hAnsi="Courier New" w:cs="Courier New"/>
-        </w:rPr>
-        <w:t>id</w:t>
+        <w:t>INSERT INTO Employee(id</w:t>
       </w:r>
       <w:r>
         <w:rPr>
@@ -1674,21 +1510,7 @@
         <w:rPr>
           <w:rFonts w:ascii="Courier New" w:hAnsi="Courier New" w:cs="Courier New"/>
         </w:rPr>
-        <w:t xml:space="preserve">    email </w:t>
-      </w:r>
-      <w:proofErr w:type="gramStart"/>
-      <w:r>
-        <w:rPr>
-          <w:rFonts w:ascii="Courier New" w:hAnsi="Courier New" w:cs="Courier New"/>
-        </w:rPr>
-        <w:t>VARCHAR(</w:t>
-      </w:r>
-      <w:proofErr w:type="gramEnd"/>
-      <w:r>
-        <w:rPr>
-          <w:rFonts w:ascii="Courier New" w:hAnsi="Courier New" w:cs="Courier New"/>
-        </w:rPr>
-        <w:t>50) UNIQUE</w:t>
+        <w:t xml:space="preserve">    email VARCHAR(50) UNIQUE</w:t>
       </w:r>
     </w:p>
     <w:p>
@@ -1757,21 +1579,7 @@
         <w:rPr>
           <w:rFonts w:ascii="Courier New" w:hAnsi="Courier New" w:cs="Courier New"/>
         </w:rPr>
-        <w:t xml:space="preserve">    email </w:t>
-      </w:r>
-      <w:proofErr w:type="gramStart"/>
-      <w:r>
-        <w:rPr>
-          <w:rFonts w:ascii="Courier New" w:hAnsi="Courier New" w:cs="Courier New"/>
-        </w:rPr>
-        <w:t>VARCHAR(</w:t>
-      </w:r>
-      <w:proofErr w:type="gramEnd"/>
-      <w:r>
-        <w:rPr>
-          <w:rFonts w:ascii="Courier New" w:hAnsi="Courier New" w:cs="Courier New"/>
-        </w:rPr>
-        <w:t>50) UNIQUE</w:t>
+        <w:t xml:space="preserve">    email VARCHAR(50) UNIQUE</w:t>
       </w:r>
     </w:p>
     <w:p>
@@ -1797,48 +1605,20 @@
         <w:rPr>
           <w:rFonts w:ascii="Courier New" w:hAnsi="Courier New" w:cs="Courier New"/>
         </w:rPr>
-        <w:t>INSERT INTO Users VALUES(</w:t>
-      </w:r>
-      <w:proofErr w:type="gramStart"/>
-      <w:r>
-        <w:rPr>
-          <w:rFonts w:ascii="Courier New" w:hAnsi="Courier New" w:cs="Courier New"/>
-        </w:rPr>
-        <w:t>1,'abc@gmail.com</w:t>
-      </w:r>
-      <w:proofErr w:type="gramEnd"/>
-      <w:r>
-        <w:rPr>
-          <w:rFonts w:ascii="Courier New" w:hAnsi="Courier New" w:cs="Courier New"/>
-        </w:rPr>
-        <w:t>');</w:t>
-      </w:r>
-    </w:p>
-    <w:p>
-      <w:pPr>
-        <w:rPr>
-          <w:rFonts w:ascii="Courier New" w:hAnsi="Courier New" w:cs="Courier New"/>
-        </w:rPr>
-      </w:pPr>
-      <w:r>
-        <w:rPr>
-          <w:rFonts w:ascii="Courier New" w:hAnsi="Courier New" w:cs="Courier New"/>
-        </w:rPr>
-        <w:t>INSERT INTO Users VALUES(</w:t>
-      </w:r>
-      <w:proofErr w:type="gramStart"/>
-      <w:r>
-        <w:rPr>
-          <w:rFonts w:ascii="Courier New" w:hAnsi="Courier New" w:cs="Courier New"/>
-        </w:rPr>
-        <w:t>2,'xyz@gmail.com</w:t>
-      </w:r>
-      <w:proofErr w:type="gramEnd"/>
-      <w:r>
-        <w:rPr>
-          <w:rFonts w:ascii="Courier New" w:hAnsi="Courier New" w:cs="Courier New"/>
-        </w:rPr>
-        <w:t>');</w:t>
+        <w:t>INSERT INTO Users VALUES(1,'abc@gmail.com');</w:t>
+      </w:r>
+    </w:p>
+    <w:p>
+      <w:pPr>
+        <w:rPr>
+          <w:rFonts w:ascii="Courier New" w:hAnsi="Courier New" w:cs="Courier New"/>
+        </w:rPr>
+      </w:pPr>
+      <w:r>
+        <w:rPr>
+          <w:rFonts w:ascii="Courier New" w:hAnsi="Courier New" w:cs="Courier New"/>
+        </w:rPr>
+        <w:t>INSERT INTO Users VALUES(2,'xyz@gmail.com');</w:t>
       </w:r>
     </w:p>
     <w:p>
@@ -1902,21 +1682,7 @@
         <w:rPr>
           <w:rFonts w:ascii="Courier New" w:hAnsi="Courier New" w:cs="Courier New"/>
         </w:rPr>
-        <w:t xml:space="preserve">    email </w:t>
-      </w:r>
-      <w:proofErr w:type="gramStart"/>
-      <w:r>
-        <w:rPr>
-          <w:rFonts w:ascii="Courier New" w:hAnsi="Courier New" w:cs="Courier New"/>
-        </w:rPr>
-        <w:t>VARCHAR(</w:t>
-      </w:r>
-      <w:proofErr w:type="gramEnd"/>
-      <w:r>
-        <w:rPr>
-          <w:rFonts w:ascii="Courier New" w:hAnsi="Courier New" w:cs="Courier New"/>
-        </w:rPr>
-        <w:t>50) UNIQUE</w:t>
+        <w:t xml:space="preserve">    email VARCHAR(50) UNIQUE</w:t>
       </w:r>
     </w:p>
     <w:p>
@@ -1942,75 +1708,33 @@
         <w:rPr>
           <w:rFonts w:ascii="Courier New" w:hAnsi="Courier New" w:cs="Courier New"/>
         </w:rPr>
-        <w:t>INSERT INTO Users VALUES(</w:t>
-      </w:r>
-      <w:proofErr w:type="gramStart"/>
-      <w:r>
-        <w:rPr>
-          <w:rFonts w:ascii="Courier New" w:hAnsi="Courier New" w:cs="Courier New"/>
-        </w:rPr>
-        <w:t>1,'abc@gmail.com</w:t>
-      </w:r>
-      <w:proofErr w:type="gramEnd"/>
-      <w:r>
-        <w:rPr>
-          <w:rFonts w:ascii="Courier New" w:hAnsi="Courier New" w:cs="Courier New"/>
-        </w:rPr>
-        <w:t>');</w:t>
-      </w:r>
-    </w:p>
-    <w:p>
-      <w:pPr>
-        <w:rPr>
-          <w:rFonts w:ascii="Courier New" w:hAnsi="Courier New" w:cs="Courier New"/>
-        </w:rPr>
-      </w:pPr>
-      <w:r>
-        <w:rPr>
-          <w:rFonts w:ascii="Courier New" w:hAnsi="Courier New" w:cs="Courier New"/>
-        </w:rPr>
-        <w:t>INSERT INTO Users VALUES(</w:t>
-      </w:r>
-      <w:proofErr w:type="gramStart"/>
-      <w:r>
-        <w:rPr>
-          <w:rFonts w:ascii="Courier New" w:hAnsi="Courier New" w:cs="Courier New"/>
-        </w:rPr>
-        <w:t>2,'xyz@gmail.com</w:t>
-      </w:r>
-      <w:proofErr w:type="gramEnd"/>
-      <w:r>
-        <w:rPr>
-          <w:rFonts w:ascii="Courier New" w:hAnsi="Courier New" w:cs="Courier New"/>
-        </w:rPr>
-        <w:t>');</w:t>
-      </w:r>
-    </w:p>
-    <w:p>
-      <w:pPr>
-        <w:rPr>
-          <w:rFonts w:ascii="Courier New" w:hAnsi="Courier New" w:cs="Courier New"/>
-        </w:rPr>
-      </w:pPr>
-      <w:r>
-        <w:rPr>
-          <w:rFonts w:ascii="Courier New" w:hAnsi="Courier New" w:cs="Courier New"/>
-        </w:rPr>
-        <w:t>INSERT INTO Users VALUES(</w:t>
-      </w:r>
-      <w:proofErr w:type="gramStart"/>
-      <w:r>
-        <w:rPr>
-          <w:rFonts w:ascii="Courier New" w:hAnsi="Courier New" w:cs="Courier New"/>
-        </w:rPr>
-        <w:t>3,'abc@gmail.com</w:t>
-      </w:r>
-      <w:proofErr w:type="gramEnd"/>
-      <w:r>
-        <w:rPr>
-          <w:rFonts w:ascii="Courier New" w:hAnsi="Courier New" w:cs="Courier New"/>
-        </w:rPr>
-        <w:t>');</w:t>
+        <w:t>INSERT INTO Users VALUES(1,'abc@gmail.com');</w:t>
+      </w:r>
+    </w:p>
+    <w:p>
+      <w:pPr>
+        <w:rPr>
+          <w:rFonts w:ascii="Courier New" w:hAnsi="Courier New" w:cs="Courier New"/>
+        </w:rPr>
+      </w:pPr>
+      <w:r>
+        <w:rPr>
+          <w:rFonts w:ascii="Courier New" w:hAnsi="Courier New" w:cs="Courier New"/>
+        </w:rPr>
+        <w:t>INSERT INTO Users VALUES(2,'xyz@gmail.com');</w:t>
+      </w:r>
+    </w:p>
+    <w:p>
+      <w:pPr>
+        <w:rPr>
+          <w:rFonts w:ascii="Courier New" w:hAnsi="Courier New" w:cs="Courier New"/>
+        </w:rPr>
+      </w:pPr>
+      <w:r>
+        <w:rPr>
+          <w:rFonts w:ascii="Courier New" w:hAnsi="Courier New" w:cs="Courier New"/>
+        </w:rPr>
+        <w:t>INSERT INTO Users VALUES(3,'abc@gmail.com');</w:t>
       </w:r>
     </w:p>
     <w:p>
@@ -2038,21 +1762,7 @@
         <w:rPr>
           <w:rFonts w:ascii="Courier New" w:hAnsi="Courier New" w:cs="Courier New"/>
         </w:rPr>
-        <w:t xml:space="preserve">ERROR </w:t>
-      </w:r>
-      <w:proofErr w:type="gramStart"/>
-      <w:r>
-        <w:rPr>
-          <w:rFonts w:ascii="Courier New" w:hAnsi="Courier New" w:cs="Courier New"/>
-        </w:rPr>
-        <w:t>1062:Duplicate</w:t>
-      </w:r>
-      <w:proofErr w:type="gramEnd"/>
-      <w:r>
-        <w:rPr>
-          <w:rFonts w:ascii="Courier New" w:hAnsi="Courier New" w:cs="Courier New"/>
-        </w:rPr>
-        <w:t xml:space="preserve"> entry 'abc@gmail.com'</w:t>
+        <w:t>ERROR 1062:Duplicate entry 'abc@gmail.com'</w:t>
       </w:r>
     </w:p>
     <w:p>
@@ -2111,21 +1821,7 @@
         <w:rPr>
           <w:rFonts w:ascii="Courier New" w:hAnsi="Courier New" w:cs="Courier New"/>
         </w:rPr>
-        <w:t xml:space="preserve">    email </w:t>
-      </w:r>
-      <w:proofErr w:type="gramStart"/>
-      <w:r>
-        <w:rPr>
-          <w:rFonts w:ascii="Courier New" w:hAnsi="Courier New" w:cs="Courier New"/>
-        </w:rPr>
-        <w:t>VARCHAR(</w:t>
-      </w:r>
-      <w:proofErr w:type="gramEnd"/>
-      <w:r>
-        <w:rPr>
-          <w:rFonts w:ascii="Courier New" w:hAnsi="Courier New" w:cs="Courier New"/>
-        </w:rPr>
-        <w:t>50) UNIQUE</w:t>
+        <w:t xml:space="preserve">    email VARCHAR(50) UNIQUE</w:t>
       </w:r>
     </w:p>
     <w:p>
@@ -2153,21 +1849,7 @@
         <w:rPr>
           <w:rFonts w:ascii="Courier New" w:hAnsi="Courier New" w:cs="Courier New"/>
         </w:rPr>
-        <w:t>INSERT INTO Users VALUES(</w:t>
-      </w:r>
-      <w:proofErr w:type="gramStart"/>
-      <w:r>
-        <w:rPr>
-          <w:rFonts w:ascii="Courier New" w:hAnsi="Courier New" w:cs="Courier New"/>
-        </w:rPr>
-        <w:t>1,'abc@gmail.com</w:t>
-      </w:r>
-      <w:proofErr w:type="gramEnd"/>
-      <w:r>
-        <w:rPr>
-          <w:rFonts w:ascii="Courier New" w:hAnsi="Courier New" w:cs="Courier New"/>
-        </w:rPr>
-        <w:t>');</w:t>
+        <w:t>INSERT INTO Users VALUES(1,'abc@gmail.com');</w:t>
       </w:r>
     </w:p>
     <w:p>
@@ -2181,21 +1863,7 @@
         <w:rPr>
           <w:rFonts w:ascii="Courier New" w:hAnsi="Courier New" w:cs="Courier New"/>
         </w:rPr>
-        <w:t>INSERT INTO Users VALUES(</w:t>
-      </w:r>
-      <w:proofErr w:type="gramStart"/>
-      <w:r>
-        <w:rPr>
-          <w:rFonts w:ascii="Courier New" w:hAnsi="Courier New" w:cs="Courier New"/>
-        </w:rPr>
-        <w:t>2,'xyz@gmail.com</w:t>
-      </w:r>
-      <w:proofErr w:type="gramEnd"/>
-      <w:r>
-        <w:rPr>
-          <w:rFonts w:ascii="Courier New" w:hAnsi="Courier New" w:cs="Courier New"/>
-        </w:rPr>
-        <w:t>');</w:t>
+        <w:t>INSERT INTO Users VALUES(2,'xyz@gmail.com');</w:t>
       </w:r>
     </w:p>
     <w:p>
@@ -2209,21 +1877,7 @@
         <w:rPr>
           <w:rFonts w:ascii="Courier New" w:hAnsi="Courier New" w:cs="Courier New"/>
         </w:rPr>
-        <w:t>INSERT INTO Users VALUES(</w:t>
-      </w:r>
-      <w:proofErr w:type="gramStart"/>
-      <w:r>
-        <w:rPr>
-          <w:rFonts w:ascii="Courier New" w:hAnsi="Courier New" w:cs="Courier New"/>
-        </w:rPr>
-        <w:t>3,'new@gmail.com</w:t>
-      </w:r>
-      <w:proofErr w:type="gramEnd"/>
-      <w:r>
-        <w:rPr>
-          <w:rFonts w:ascii="Courier New" w:hAnsi="Courier New" w:cs="Courier New"/>
-        </w:rPr>
-        <w:t>');</w:t>
+        <w:t>INSERT INTO Users VALUES(3,'new@gmail.com');</w:t>
       </w:r>
     </w:p>
     <w:p>
@@ -2302,21 +1956,7 @@
         <w:rPr>
           <w:rFonts w:ascii="Courier New" w:hAnsi="Courier New" w:cs="Courier New"/>
         </w:rPr>
-        <w:t xml:space="preserve">    age INT </w:t>
-      </w:r>
-      <w:proofErr w:type="gramStart"/>
-      <w:r>
-        <w:rPr>
-          <w:rFonts w:ascii="Courier New" w:hAnsi="Courier New" w:cs="Courier New"/>
-        </w:rPr>
-        <w:t>CHECK(</w:t>
-      </w:r>
-      <w:proofErr w:type="gramEnd"/>
-      <w:r>
-        <w:rPr>
-          <w:rFonts w:ascii="Courier New" w:hAnsi="Courier New" w:cs="Courier New"/>
-        </w:rPr>
-        <w:t>age&gt;=18)</w:t>
+        <w:t xml:space="preserve">    age INT CHECK(age&gt;=18)</w:t>
       </w:r>
     </w:p>
     <w:p>
@@ -2385,21 +2025,7 @@
         <w:rPr>
           <w:rFonts w:ascii="Courier New" w:hAnsi="Courier New" w:cs="Courier New"/>
         </w:rPr>
-        <w:t xml:space="preserve">    age INT </w:t>
-      </w:r>
-      <w:proofErr w:type="gramStart"/>
-      <w:r>
-        <w:rPr>
-          <w:rFonts w:ascii="Courier New" w:hAnsi="Courier New" w:cs="Courier New"/>
-        </w:rPr>
-        <w:t>CHECK(</w:t>
-      </w:r>
-      <w:proofErr w:type="gramEnd"/>
-      <w:r>
-        <w:rPr>
-          <w:rFonts w:ascii="Courier New" w:hAnsi="Courier New" w:cs="Courier New"/>
-        </w:rPr>
-        <w:t>age&gt;=18)</w:t>
+        <w:t xml:space="preserve">    age INT CHECK(age&gt;=18)</w:t>
       </w:r>
     </w:p>
     <w:p>
@@ -2425,21 +2051,7 @@
         <w:rPr>
           <w:rFonts w:ascii="Courier New" w:hAnsi="Courier New" w:cs="Courier New"/>
         </w:rPr>
-        <w:t xml:space="preserve">INSERT INTO Student </w:t>
-      </w:r>
-      <w:proofErr w:type="gramStart"/>
-      <w:r>
-        <w:rPr>
-          <w:rFonts w:ascii="Courier New" w:hAnsi="Courier New" w:cs="Courier New"/>
-        </w:rPr>
-        <w:t>VALUES(</w:t>
-      </w:r>
-      <w:proofErr w:type="gramEnd"/>
-      <w:r>
-        <w:rPr>
-          <w:rFonts w:ascii="Courier New" w:hAnsi="Courier New" w:cs="Courier New"/>
-        </w:rPr>
-        <w:t>1,20);</w:t>
+        <w:t>INSERT INTO Student VALUES(1,20);</w:t>
       </w:r>
     </w:p>
     <w:p>
@@ -2503,21 +2115,7 @@
         <w:rPr>
           <w:rFonts w:ascii="Courier New" w:hAnsi="Courier New" w:cs="Courier New"/>
         </w:rPr>
-        <w:t xml:space="preserve">    age INT </w:t>
-      </w:r>
-      <w:proofErr w:type="gramStart"/>
-      <w:r>
-        <w:rPr>
-          <w:rFonts w:ascii="Courier New" w:hAnsi="Courier New" w:cs="Courier New"/>
-        </w:rPr>
-        <w:t>CHECK(</w:t>
-      </w:r>
-      <w:proofErr w:type="gramEnd"/>
-      <w:r>
-        <w:rPr>
-          <w:rFonts w:ascii="Courier New" w:hAnsi="Courier New" w:cs="Courier New"/>
-        </w:rPr>
-        <w:t>age&gt;=18)</w:t>
+        <w:t xml:space="preserve">    age INT CHECK(age&gt;=18)</w:t>
       </w:r>
     </w:p>
     <w:p>
@@ -2543,48 +2141,20 @@
         <w:rPr>
           <w:rFonts w:ascii="Courier New" w:hAnsi="Courier New" w:cs="Courier New"/>
         </w:rPr>
-        <w:t xml:space="preserve">INSERT INTO Student </w:t>
-      </w:r>
-      <w:proofErr w:type="gramStart"/>
-      <w:r>
-        <w:rPr>
-          <w:rFonts w:ascii="Courier New" w:hAnsi="Courier New" w:cs="Courier New"/>
-        </w:rPr>
-        <w:t>VALUES(</w:t>
-      </w:r>
-      <w:proofErr w:type="gramEnd"/>
-      <w:r>
-        <w:rPr>
-          <w:rFonts w:ascii="Courier New" w:hAnsi="Courier New" w:cs="Courier New"/>
-        </w:rPr>
-        <w:t>1,20);</w:t>
-      </w:r>
-    </w:p>
-    <w:p>
-      <w:pPr>
-        <w:rPr>
-          <w:rFonts w:ascii="Courier New" w:hAnsi="Courier New" w:cs="Courier New"/>
-        </w:rPr>
-      </w:pPr>
-      <w:r>
-        <w:rPr>
-          <w:rFonts w:ascii="Courier New" w:hAnsi="Courier New" w:cs="Courier New"/>
-        </w:rPr>
-        <w:t xml:space="preserve">INSERT INTO Student </w:t>
-      </w:r>
-      <w:proofErr w:type="gramStart"/>
-      <w:r>
-        <w:rPr>
-          <w:rFonts w:ascii="Courier New" w:hAnsi="Courier New" w:cs="Courier New"/>
-        </w:rPr>
-        <w:t>VALUES(</w:t>
-      </w:r>
-      <w:proofErr w:type="gramEnd"/>
-      <w:r>
-        <w:rPr>
-          <w:rFonts w:ascii="Courier New" w:hAnsi="Courier New" w:cs="Courier New"/>
-        </w:rPr>
-        <w:t>2,15);</w:t>
+        <w:t>INSERT INTO Student VALUES(1,20);</w:t>
+      </w:r>
+    </w:p>
+    <w:p>
+      <w:pPr>
+        <w:rPr>
+          <w:rFonts w:ascii="Courier New" w:hAnsi="Courier New" w:cs="Courier New"/>
+        </w:rPr>
+      </w:pPr>
+      <w:r>
+        <w:rPr>
+          <w:rFonts w:ascii="Courier New" w:hAnsi="Courier New" w:cs="Courier New"/>
+        </w:rPr>
+        <w:t>INSERT INTO Student VALUES(2,15);</w:t>
       </w:r>
     </w:p>
     <w:p>
@@ -2668,21 +2238,7 @@
         <w:rPr>
           <w:rFonts w:ascii="Courier New" w:hAnsi="Courier New" w:cs="Courier New"/>
         </w:rPr>
-        <w:t xml:space="preserve">    age INT </w:t>
-      </w:r>
-      <w:proofErr w:type="gramStart"/>
-      <w:r>
-        <w:rPr>
-          <w:rFonts w:ascii="Courier New" w:hAnsi="Courier New" w:cs="Courier New"/>
-        </w:rPr>
-        <w:t>CHECK(</w:t>
-      </w:r>
-      <w:proofErr w:type="gramEnd"/>
-      <w:r>
-        <w:rPr>
-          <w:rFonts w:ascii="Courier New" w:hAnsi="Courier New" w:cs="Courier New"/>
-        </w:rPr>
-        <w:t>age&gt;=18)</w:t>
+        <w:t xml:space="preserve">    age INT CHECK(age&gt;=18)</w:t>
       </w:r>
     </w:p>
     <w:p>
@@ -2708,48 +2264,20 @@
         <w:rPr>
           <w:rFonts w:ascii="Courier New" w:hAnsi="Courier New" w:cs="Courier New"/>
         </w:rPr>
-        <w:t xml:space="preserve">INSERT INTO Student </w:t>
-      </w:r>
-      <w:proofErr w:type="gramStart"/>
-      <w:r>
-        <w:rPr>
-          <w:rFonts w:ascii="Courier New" w:hAnsi="Courier New" w:cs="Courier New"/>
-        </w:rPr>
-        <w:t>VALUES(</w:t>
-      </w:r>
-      <w:proofErr w:type="gramEnd"/>
-      <w:r>
-        <w:rPr>
-          <w:rFonts w:ascii="Courier New" w:hAnsi="Courier New" w:cs="Courier New"/>
-        </w:rPr>
-        <w:t>1,20);</w:t>
-      </w:r>
-    </w:p>
-    <w:p>
-      <w:pPr>
-        <w:rPr>
-          <w:rFonts w:ascii="Courier New" w:hAnsi="Courier New" w:cs="Courier New"/>
-        </w:rPr>
-      </w:pPr>
-      <w:r>
-        <w:rPr>
-          <w:rFonts w:ascii="Courier New" w:hAnsi="Courier New" w:cs="Courier New"/>
-        </w:rPr>
-        <w:t xml:space="preserve">INSERT INTO Student </w:t>
-      </w:r>
-      <w:proofErr w:type="gramStart"/>
-      <w:r>
-        <w:rPr>
-          <w:rFonts w:ascii="Courier New" w:hAnsi="Courier New" w:cs="Courier New"/>
-        </w:rPr>
-        <w:t>VALUES(</w:t>
-      </w:r>
-      <w:proofErr w:type="gramEnd"/>
-      <w:r>
-        <w:rPr>
-          <w:rFonts w:ascii="Courier New" w:hAnsi="Courier New" w:cs="Courier New"/>
-        </w:rPr>
-        <w:t>2,18);</w:t>
+        <w:t>INSERT INTO Student VALUES(1,20);</w:t>
+      </w:r>
+    </w:p>
+    <w:p>
+      <w:pPr>
+        <w:rPr>
+          <w:rFonts w:ascii="Courier New" w:hAnsi="Courier New" w:cs="Courier New"/>
+        </w:rPr>
+      </w:pPr>
+      <w:r>
+        <w:rPr>
+          <w:rFonts w:ascii="Courier New" w:hAnsi="Courier New" w:cs="Courier New"/>
+        </w:rPr>
+        <w:t>INSERT INTO Student VALUES(2,18);</w:t>
       </w:r>
     </w:p>
     <w:p/>
@@ -2822,21 +2350,7 @@
         <w:rPr>
           <w:rFonts w:ascii="Courier New" w:hAnsi="Courier New" w:cs="Courier New"/>
         </w:rPr>
-        <w:t xml:space="preserve">    name </w:t>
-      </w:r>
-      <w:proofErr w:type="gramStart"/>
-      <w:r>
-        <w:rPr>
-          <w:rFonts w:ascii="Courier New" w:hAnsi="Courier New" w:cs="Courier New"/>
-        </w:rPr>
-        <w:t>VARCHAR(</w:t>
-      </w:r>
-      <w:proofErr w:type="gramEnd"/>
-      <w:r>
-        <w:rPr>
-          <w:rFonts w:ascii="Courier New" w:hAnsi="Courier New" w:cs="Courier New"/>
-        </w:rPr>
-        <w:t>30) NOT NULL</w:t>
+        <w:t xml:space="preserve">    name VARCHAR(30) NOT NULL</w:t>
       </w:r>
     </w:p>
     <w:p>
@@ -2905,21 +2419,7 @@
         <w:rPr>
           <w:rFonts w:ascii="Courier New" w:hAnsi="Courier New" w:cs="Courier New"/>
         </w:rPr>
-        <w:t xml:space="preserve">    name </w:t>
-      </w:r>
-      <w:proofErr w:type="gramStart"/>
-      <w:r>
-        <w:rPr>
-          <w:rFonts w:ascii="Courier New" w:hAnsi="Courier New" w:cs="Courier New"/>
-        </w:rPr>
-        <w:t>VARCHAR(</w:t>
-      </w:r>
-      <w:proofErr w:type="gramEnd"/>
-      <w:r>
-        <w:rPr>
-          <w:rFonts w:ascii="Courier New" w:hAnsi="Courier New" w:cs="Courier New"/>
-        </w:rPr>
-        <w:t>30) NOT NULL</w:t>
+        <w:t xml:space="preserve">    name VARCHAR(30) NOT NULL</w:t>
       </w:r>
     </w:p>
     <w:p>
@@ -3009,21 +2509,7 @@
         <w:rPr>
           <w:rFonts w:ascii="Courier New" w:hAnsi="Courier New" w:cs="Courier New"/>
         </w:rPr>
-        <w:t xml:space="preserve">    name </w:t>
-      </w:r>
-      <w:proofErr w:type="gramStart"/>
-      <w:r>
-        <w:rPr>
-          <w:rFonts w:ascii="Courier New" w:hAnsi="Courier New" w:cs="Courier New"/>
-        </w:rPr>
-        <w:t>VARCHAR(</w:t>
-      </w:r>
-      <w:proofErr w:type="gramEnd"/>
-      <w:r>
-        <w:rPr>
-          <w:rFonts w:ascii="Courier New" w:hAnsi="Courier New" w:cs="Courier New"/>
-        </w:rPr>
-        <w:t>30) NOT NULL</w:t>
+        <w:t xml:space="preserve">    name VARCHAR(30) NOT NULL</w:t>
       </w:r>
     </w:p>
     <w:p>
@@ -3062,21 +2548,7 @@
         <w:rPr>
           <w:rFonts w:ascii="Courier New" w:hAnsi="Courier New" w:cs="Courier New"/>
         </w:rPr>
-        <w:t>INSERT INTO Student(id)</w:t>
-      </w:r>
-      <w:proofErr w:type="gramStart"/>
-      <w:r>
-        <w:rPr>
-          <w:rFonts w:ascii="Courier New" w:hAnsi="Courier New" w:cs="Courier New"/>
-        </w:rPr>
-        <w:t>VALUES(</w:t>
-      </w:r>
-      <w:proofErr w:type="gramEnd"/>
-      <w:r>
-        <w:rPr>
-          <w:rFonts w:ascii="Courier New" w:hAnsi="Courier New" w:cs="Courier New"/>
-        </w:rPr>
-        <w:t>2);</w:t>
+        <w:t>INSERT INTO Student(id)VALUES(2);</w:t>
       </w:r>
     </w:p>
     <w:p>
@@ -3160,21 +2632,7 @@
         <w:rPr>
           <w:rFonts w:ascii="Courier New" w:hAnsi="Courier New" w:cs="Courier New"/>
         </w:rPr>
-        <w:t xml:space="preserve">    name </w:t>
-      </w:r>
-      <w:proofErr w:type="gramStart"/>
-      <w:r>
-        <w:rPr>
-          <w:rFonts w:ascii="Courier New" w:hAnsi="Courier New" w:cs="Courier New"/>
-        </w:rPr>
-        <w:t>VARCHAR(</w:t>
-      </w:r>
-      <w:proofErr w:type="gramEnd"/>
-      <w:r>
-        <w:rPr>
-          <w:rFonts w:ascii="Courier New" w:hAnsi="Courier New" w:cs="Courier New"/>
-        </w:rPr>
-        <w:t>30) NOT NULL</w:t>
+        <w:t xml:space="preserve">    name VARCHAR(30) NOT NULL</w:t>
       </w:r>
     </w:p>
     <w:p>
@@ -3280,16 +2738,8 @@
         <w:rPr>
           <w:rFonts w:ascii="Courier New" w:hAnsi="Courier New" w:cs="Courier New"/>
         </w:rPr>
-        <w:t xml:space="preserve">CREATE TABLE </w:t>
-      </w:r>
-      <w:proofErr w:type="gramStart"/>
-      <w:r>
-        <w:rPr>
-          <w:rFonts w:ascii="Courier New" w:hAnsi="Courier New" w:cs="Courier New"/>
-        </w:rPr>
-        <w:t>Employee(</w:t>
-      </w:r>
-      <w:proofErr w:type="gramEnd"/>
+        <w:t>CREATE TABLE Employee(</w:t>
+      </w:r>
     </w:p>
     <w:p>
       <w:pPr>
@@ -3314,21 +2764,7 @@
         <w:rPr>
           <w:rFonts w:ascii="Courier New" w:hAnsi="Courier New" w:cs="Courier New"/>
         </w:rPr>
-        <w:t xml:space="preserve">    name </w:t>
-      </w:r>
-      <w:proofErr w:type="gramStart"/>
-      <w:r>
-        <w:rPr>
-          <w:rFonts w:ascii="Courier New" w:hAnsi="Courier New" w:cs="Courier New"/>
-        </w:rPr>
-        <w:t>VARCHAR(</w:t>
-      </w:r>
-      <w:proofErr w:type="gramEnd"/>
-      <w:r>
-        <w:rPr>
-          <w:rFonts w:ascii="Courier New" w:hAnsi="Courier New" w:cs="Courier New"/>
-        </w:rPr>
-        <w:t>30)</w:t>
+        <w:t xml:space="preserve">    name VARCHAR(30)</w:t>
       </w:r>
     </w:p>
     <w:p>
@@ -3371,16 +2807,8 @@
         <w:rPr>
           <w:rFonts w:ascii="Courier New" w:hAnsi="Courier New" w:cs="Courier New"/>
         </w:rPr>
-        <w:t xml:space="preserve">CREATE TABLE </w:t>
-      </w:r>
-      <w:proofErr w:type="gramStart"/>
-      <w:r>
-        <w:rPr>
-          <w:rFonts w:ascii="Courier New" w:hAnsi="Courier New" w:cs="Courier New"/>
-        </w:rPr>
-        <w:t>Employee(</w:t>
-      </w:r>
-      <w:proofErr w:type="gramEnd"/>
+        <w:t>CREATE TABLE Employee(</w:t>
+      </w:r>
     </w:p>
     <w:p>
       <w:pPr>
@@ -3405,21 +2833,7 @@
         <w:rPr>
           <w:rFonts w:ascii="Courier New" w:hAnsi="Courier New" w:cs="Courier New"/>
         </w:rPr>
-        <w:t xml:space="preserve">    name </w:t>
-      </w:r>
-      <w:proofErr w:type="gramStart"/>
-      <w:r>
-        <w:rPr>
-          <w:rFonts w:ascii="Courier New" w:hAnsi="Courier New" w:cs="Courier New"/>
-        </w:rPr>
-        <w:t>VARCHAR(</w:t>
-      </w:r>
-      <w:proofErr w:type="gramEnd"/>
-      <w:r>
-        <w:rPr>
-          <w:rFonts w:ascii="Courier New" w:hAnsi="Courier New" w:cs="Courier New"/>
-        </w:rPr>
-        <w:t>30)</w:t>
+        <w:t xml:space="preserve">    name VARCHAR(30)</w:t>
       </w:r>
     </w:p>
     <w:p>
@@ -3590,16 +3004,8 @@
         <w:rPr>
           <w:rFonts w:ascii="Courier New" w:hAnsi="Courier New" w:cs="Courier New"/>
         </w:rPr>
-        <w:t xml:space="preserve">CREATE TABLE </w:t>
-      </w:r>
-      <w:proofErr w:type="gramStart"/>
-      <w:r>
-        <w:rPr>
-          <w:rFonts w:ascii="Courier New" w:hAnsi="Courier New" w:cs="Courier New"/>
-        </w:rPr>
-        <w:t>Voters(</w:t>
-      </w:r>
-      <w:proofErr w:type="gramEnd"/>
+        <w:t>CREATE TABLE Voters(</w:t>
+      </w:r>
     </w:p>
     <w:p>
       <w:pPr>
@@ -3624,75 +3030,33 @@
         <w:rPr>
           <w:rFonts w:ascii="Courier New" w:hAnsi="Courier New" w:cs="Courier New"/>
         </w:rPr>
-        <w:t xml:space="preserve">    name </w:t>
-      </w:r>
-      <w:proofErr w:type="gramStart"/>
-      <w:r>
-        <w:rPr>
-          <w:rFonts w:ascii="Courier New" w:hAnsi="Courier New" w:cs="Courier New"/>
-        </w:rPr>
-        <w:t>VARCHAR(</w:t>
-      </w:r>
-      <w:proofErr w:type="gramEnd"/>
-      <w:r>
-        <w:rPr>
-          <w:rFonts w:ascii="Courier New" w:hAnsi="Courier New" w:cs="Courier New"/>
-        </w:rPr>
-        <w:t>30),</w:t>
-      </w:r>
-    </w:p>
-    <w:p>
-      <w:pPr>
-        <w:rPr>
-          <w:rFonts w:ascii="Courier New" w:hAnsi="Courier New" w:cs="Courier New"/>
-        </w:rPr>
-      </w:pPr>
-      <w:r>
-        <w:rPr>
-          <w:rFonts w:ascii="Courier New" w:hAnsi="Courier New" w:cs="Courier New"/>
-        </w:rPr>
-        <w:t xml:space="preserve">    age INT </w:t>
-      </w:r>
-      <w:proofErr w:type="gramStart"/>
-      <w:r>
-        <w:rPr>
-          <w:rFonts w:ascii="Courier New" w:hAnsi="Courier New" w:cs="Courier New"/>
-        </w:rPr>
-        <w:t>CHECK(</w:t>
-      </w:r>
-      <w:proofErr w:type="gramEnd"/>
-      <w:r>
-        <w:rPr>
-          <w:rFonts w:ascii="Courier New" w:hAnsi="Courier New" w:cs="Courier New"/>
-        </w:rPr>
-        <w:t>age&gt;=18),</w:t>
-      </w:r>
-    </w:p>
-    <w:p>
-      <w:pPr>
-        <w:rPr>
-          <w:rFonts w:ascii="Courier New" w:hAnsi="Courier New" w:cs="Courier New"/>
-        </w:rPr>
-      </w:pPr>
-      <w:r>
-        <w:rPr>
-          <w:rFonts w:ascii="Courier New" w:hAnsi="Courier New" w:cs="Courier New"/>
-        </w:rPr>
-        <w:t xml:space="preserve">    city </w:t>
-      </w:r>
-      <w:proofErr w:type="gramStart"/>
-      <w:r>
-        <w:rPr>
-          <w:rFonts w:ascii="Courier New" w:hAnsi="Courier New" w:cs="Courier New"/>
-        </w:rPr>
-        <w:t>VARCHAR(</w:t>
-      </w:r>
-      <w:proofErr w:type="gramEnd"/>
-      <w:r>
-        <w:rPr>
-          <w:rFonts w:ascii="Courier New" w:hAnsi="Courier New" w:cs="Courier New"/>
-        </w:rPr>
-        <w:t>30) DEFAULT 'Hyderabad'</w:t>
+        <w:t xml:space="preserve">    name VARCHAR(30),</w:t>
+      </w:r>
+    </w:p>
+    <w:p>
+      <w:pPr>
+        <w:rPr>
+          <w:rFonts w:ascii="Courier New" w:hAnsi="Courier New" w:cs="Courier New"/>
+        </w:rPr>
+      </w:pPr>
+      <w:r>
+        <w:rPr>
+          <w:rFonts w:ascii="Courier New" w:hAnsi="Courier New" w:cs="Courier New"/>
+        </w:rPr>
+        <w:t xml:space="preserve">    age INT CHECK(age&gt;=18),</w:t>
+      </w:r>
+    </w:p>
+    <w:p>
+      <w:pPr>
+        <w:rPr>
+          <w:rFonts w:ascii="Courier New" w:hAnsi="Courier New" w:cs="Courier New"/>
+        </w:rPr>
+      </w:pPr>
+      <w:r>
+        <w:rPr>
+          <w:rFonts w:ascii="Courier New" w:hAnsi="Courier New" w:cs="Courier New"/>
+        </w:rPr>
+        <w:t xml:space="preserve">    city VARCHAR(30) DEFAULT 'Hyderabad'</w:t>
       </w:r>
     </w:p>
     <w:p>
@@ -3735,16 +3099,8 @@
         <w:rPr>
           <w:rFonts w:ascii="Courier New" w:hAnsi="Courier New" w:cs="Courier New"/>
         </w:rPr>
-        <w:t xml:space="preserve">CREATE TABLE </w:t>
-      </w:r>
-      <w:proofErr w:type="gramStart"/>
-      <w:r>
-        <w:rPr>
-          <w:rFonts w:ascii="Courier New" w:hAnsi="Courier New" w:cs="Courier New"/>
-        </w:rPr>
-        <w:t>Voters(</w:t>
-      </w:r>
-      <w:proofErr w:type="gramEnd"/>
+        <w:t>CREATE TABLE Voters(</w:t>
+      </w:r>
     </w:p>
     <w:p>
       <w:pPr>
@@ -3769,75 +3125,33 @@
         <w:rPr>
           <w:rFonts w:ascii="Courier New" w:hAnsi="Courier New" w:cs="Courier New"/>
         </w:rPr>
-        <w:t xml:space="preserve">    name </w:t>
-      </w:r>
-      <w:proofErr w:type="gramStart"/>
-      <w:r>
-        <w:rPr>
-          <w:rFonts w:ascii="Courier New" w:hAnsi="Courier New" w:cs="Courier New"/>
-        </w:rPr>
-        <w:t>VARCHAR(</w:t>
-      </w:r>
-      <w:proofErr w:type="gramEnd"/>
-      <w:r>
-        <w:rPr>
-          <w:rFonts w:ascii="Courier New" w:hAnsi="Courier New" w:cs="Courier New"/>
-        </w:rPr>
-        <w:t>30),</w:t>
-      </w:r>
-    </w:p>
-    <w:p>
-      <w:pPr>
-        <w:rPr>
-          <w:rFonts w:ascii="Courier New" w:hAnsi="Courier New" w:cs="Courier New"/>
-        </w:rPr>
-      </w:pPr>
-      <w:r>
-        <w:rPr>
-          <w:rFonts w:ascii="Courier New" w:hAnsi="Courier New" w:cs="Courier New"/>
-        </w:rPr>
-        <w:t xml:space="preserve">    age INT </w:t>
-      </w:r>
-      <w:proofErr w:type="gramStart"/>
-      <w:r>
-        <w:rPr>
-          <w:rFonts w:ascii="Courier New" w:hAnsi="Courier New" w:cs="Courier New"/>
-        </w:rPr>
-        <w:t>CHECK(</w:t>
-      </w:r>
-      <w:proofErr w:type="gramEnd"/>
-      <w:r>
-        <w:rPr>
-          <w:rFonts w:ascii="Courier New" w:hAnsi="Courier New" w:cs="Courier New"/>
-        </w:rPr>
-        <w:t>age&gt;=18),</w:t>
-      </w:r>
-    </w:p>
-    <w:p>
-      <w:pPr>
-        <w:rPr>
-          <w:rFonts w:ascii="Courier New" w:hAnsi="Courier New" w:cs="Courier New"/>
-        </w:rPr>
-      </w:pPr>
-      <w:r>
-        <w:rPr>
-          <w:rFonts w:ascii="Courier New" w:hAnsi="Courier New" w:cs="Courier New"/>
-        </w:rPr>
-        <w:t xml:space="preserve">    city </w:t>
-      </w:r>
-      <w:proofErr w:type="gramStart"/>
-      <w:r>
-        <w:rPr>
-          <w:rFonts w:ascii="Courier New" w:hAnsi="Courier New" w:cs="Courier New"/>
-        </w:rPr>
-        <w:t>VARCHAR(</w:t>
-      </w:r>
-      <w:proofErr w:type="gramEnd"/>
-      <w:r>
-        <w:rPr>
-          <w:rFonts w:ascii="Courier New" w:hAnsi="Courier New" w:cs="Courier New"/>
-        </w:rPr>
-        <w:t>30) DEFAULT 'Hyderabad'</w:t>
+        <w:t xml:space="preserve">    name VARCHAR(30),</w:t>
+      </w:r>
+    </w:p>
+    <w:p>
+      <w:pPr>
+        <w:rPr>
+          <w:rFonts w:ascii="Courier New" w:hAnsi="Courier New" w:cs="Courier New"/>
+        </w:rPr>
+      </w:pPr>
+      <w:r>
+        <w:rPr>
+          <w:rFonts w:ascii="Courier New" w:hAnsi="Courier New" w:cs="Courier New"/>
+        </w:rPr>
+        <w:t xml:space="preserve">    age INT CHECK(age&gt;=18),</w:t>
+      </w:r>
+    </w:p>
+    <w:p>
+      <w:pPr>
+        <w:rPr>
+          <w:rFonts w:ascii="Courier New" w:hAnsi="Courier New" w:cs="Courier New"/>
+        </w:rPr>
+      </w:pPr>
+      <w:r>
+        <w:rPr>
+          <w:rFonts w:ascii="Courier New" w:hAnsi="Courier New" w:cs="Courier New"/>
+        </w:rPr>
+        <w:t xml:space="preserve">    city VARCHAR(30) DEFAULT 'Hyderabad'</w:t>
       </w:r>
     </w:p>
     <w:p>
@@ -3872,67 +3186,37 @@
           <w:rFonts w:ascii="Courier New" w:hAnsi="Courier New" w:cs="Courier New"/>
         </w:rPr>
       </w:pPr>
-      <w:proofErr w:type="gramStart"/>
-      <w:r>
-        <w:rPr>
-          <w:rFonts w:ascii="Courier New" w:hAnsi="Courier New" w:cs="Courier New"/>
-        </w:rPr>
-        <w:t>VALUES(</w:t>
-      </w:r>
-      <w:proofErr w:type="gramEnd"/>
-      <w:r>
-        <w:rPr>
-          <w:rFonts w:ascii="Courier New" w:hAnsi="Courier New" w:cs="Courier New"/>
-        </w:rPr>
-        <w:t>101,'Lahari',20,'Guntur');</w:t>
-      </w:r>
-    </w:p>
-    <w:p>
-      <w:pPr>
-        <w:rPr>
-          <w:rFonts w:ascii="Courier New" w:hAnsi="Courier New" w:cs="Courier New"/>
-        </w:rPr>
-      </w:pPr>
-      <w:r>
-        <w:rPr>
-          <w:rFonts w:ascii="Courier New" w:hAnsi="Courier New" w:cs="Courier New"/>
-        </w:rPr>
-        <w:t>INSERT INTO Voters(</w:t>
-      </w:r>
-      <w:proofErr w:type="gramStart"/>
-      <w:r>
-        <w:rPr>
-          <w:rFonts w:ascii="Courier New" w:hAnsi="Courier New" w:cs="Courier New"/>
-        </w:rPr>
-        <w:t>voterid,name</w:t>
-      </w:r>
-      <w:proofErr w:type="gramEnd"/>
-      <w:r>
-        <w:rPr>
-          <w:rFonts w:ascii="Courier New" w:hAnsi="Courier New" w:cs="Courier New"/>
-        </w:rPr>
-        <w:t>,age)</w:t>
-      </w:r>
-    </w:p>
-    <w:p>
-      <w:pPr>
-        <w:rPr>
-          <w:rFonts w:ascii="Courier New" w:hAnsi="Courier New" w:cs="Courier New"/>
-        </w:rPr>
-      </w:pPr>
-      <w:proofErr w:type="gramStart"/>
-      <w:r>
-        <w:rPr>
-          <w:rFonts w:ascii="Courier New" w:hAnsi="Courier New" w:cs="Courier New"/>
-        </w:rPr>
-        <w:t>VALUES(</w:t>
-      </w:r>
-      <w:proofErr w:type="gramEnd"/>
-      <w:r>
-        <w:rPr>
-          <w:rFonts w:ascii="Courier New" w:hAnsi="Courier New" w:cs="Courier New"/>
-        </w:rPr>
-        <w:t>102,'Anu',22);</w:t>
+      <w:r>
+        <w:rPr>
+          <w:rFonts w:ascii="Courier New" w:hAnsi="Courier New" w:cs="Courier New"/>
+        </w:rPr>
+        <w:t>VALUES(101,'Lahari',20,'Guntur');</w:t>
+      </w:r>
+    </w:p>
+    <w:p>
+      <w:pPr>
+        <w:rPr>
+          <w:rFonts w:ascii="Courier New" w:hAnsi="Courier New" w:cs="Courier New"/>
+        </w:rPr>
+      </w:pPr>
+      <w:r>
+        <w:rPr>
+          <w:rFonts w:ascii="Courier New" w:hAnsi="Courier New" w:cs="Courier New"/>
+        </w:rPr>
+        <w:t>INSERT INTO Voters(voterid,name,age)</w:t>
+      </w:r>
+    </w:p>
+    <w:p>
+      <w:pPr>
+        <w:rPr>
+          <w:rFonts w:ascii="Courier New" w:hAnsi="Courier New" w:cs="Courier New"/>
+        </w:rPr>
+      </w:pPr>
+      <w:r>
+        <w:rPr>
+          <w:rFonts w:ascii="Courier New" w:hAnsi="Courier New" w:cs="Courier New"/>
+        </w:rPr>
+        <w:t>VALUES(102,'Anu',22);</w:t>
       </w:r>
     </w:p>
     <w:p>
@@ -3992,16 +3276,8 @@
         <w:rPr>
           <w:rFonts w:ascii="Courier New" w:hAnsi="Courier New" w:cs="Courier New"/>
         </w:rPr>
-        <w:t xml:space="preserve">CREATE TABLE </w:t>
-      </w:r>
-      <w:proofErr w:type="gramStart"/>
-      <w:r>
-        <w:rPr>
-          <w:rFonts w:ascii="Courier New" w:hAnsi="Courier New" w:cs="Courier New"/>
-        </w:rPr>
-        <w:t>Voters(</w:t>
-      </w:r>
-      <w:proofErr w:type="gramEnd"/>
+        <w:t>CREATE TABLE Voters(</w:t>
+      </w:r>
     </w:p>
     <w:p>
       <w:pPr>
@@ -4026,75 +3302,33 @@
         <w:rPr>
           <w:rFonts w:ascii="Courier New" w:hAnsi="Courier New" w:cs="Courier New"/>
         </w:rPr>
-        <w:t xml:space="preserve">    name </w:t>
-      </w:r>
-      <w:proofErr w:type="gramStart"/>
-      <w:r>
-        <w:rPr>
-          <w:rFonts w:ascii="Courier New" w:hAnsi="Courier New" w:cs="Courier New"/>
-        </w:rPr>
-        <w:t>VARCHAR(</w:t>
-      </w:r>
-      <w:proofErr w:type="gramEnd"/>
-      <w:r>
-        <w:rPr>
-          <w:rFonts w:ascii="Courier New" w:hAnsi="Courier New" w:cs="Courier New"/>
-        </w:rPr>
-        <w:t>30),</w:t>
-      </w:r>
-    </w:p>
-    <w:p>
-      <w:pPr>
-        <w:rPr>
-          <w:rFonts w:ascii="Courier New" w:hAnsi="Courier New" w:cs="Courier New"/>
-        </w:rPr>
-      </w:pPr>
-      <w:r>
-        <w:rPr>
-          <w:rFonts w:ascii="Courier New" w:hAnsi="Courier New" w:cs="Courier New"/>
-        </w:rPr>
-        <w:t xml:space="preserve">    age INT </w:t>
-      </w:r>
-      <w:proofErr w:type="gramStart"/>
-      <w:r>
-        <w:rPr>
-          <w:rFonts w:ascii="Courier New" w:hAnsi="Courier New" w:cs="Courier New"/>
-        </w:rPr>
-        <w:t>CHECK(</w:t>
-      </w:r>
-      <w:proofErr w:type="gramEnd"/>
-      <w:r>
-        <w:rPr>
-          <w:rFonts w:ascii="Courier New" w:hAnsi="Courier New" w:cs="Courier New"/>
-        </w:rPr>
-        <w:t>age&gt;=18),</w:t>
-      </w:r>
-    </w:p>
-    <w:p>
-      <w:pPr>
-        <w:rPr>
-          <w:rFonts w:ascii="Courier New" w:hAnsi="Courier New" w:cs="Courier New"/>
-        </w:rPr>
-      </w:pPr>
-      <w:r>
-        <w:rPr>
-          <w:rFonts w:ascii="Courier New" w:hAnsi="Courier New" w:cs="Courier New"/>
-        </w:rPr>
-        <w:t xml:space="preserve">    city </w:t>
-      </w:r>
-      <w:proofErr w:type="gramStart"/>
-      <w:r>
-        <w:rPr>
-          <w:rFonts w:ascii="Courier New" w:hAnsi="Courier New" w:cs="Courier New"/>
-        </w:rPr>
-        <w:t>VARCHAR(</w:t>
-      </w:r>
-      <w:proofErr w:type="gramEnd"/>
-      <w:r>
-        <w:rPr>
-          <w:rFonts w:ascii="Courier New" w:hAnsi="Courier New" w:cs="Courier New"/>
-        </w:rPr>
-        <w:t>30) DEFAULT 'Hyderabad'</w:t>
+        <w:t xml:space="preserve">    name VARCHAR(30),</w:t>
+      </w:r>
+    </w:p>
+    <w:p>
+      <w:pPr>
+        <w:rPr>
+          <w:rFonts w:ascii="Courier New" w:hAnsi="Courier New" w:cs="Courier New"/>
+        </w:rPr>
+      </w:pPr>
+      <w:r>
+        <w:rPr>
+          <w:rFonts w:ascii="Courier New" w:hAnsi="Courier New" w:cs="Courier New"/>
+        </w:rPr>
+        <w:t xml:space="preserve">    age INT CHECK(age&gt;=18),</w:t>
+      </w:r>
+    </w:p>
+    <w:p>
+      <w:pPr>
+        <w:rPr>
+          <w:rFonts w:ascii="Courier New" w:hAnsi="Courier New" w:cs="Courier New"/>
+        </w:rPr>
+      </w:pPr>
+      <w:r>
+        <w:rPr>
+          <w:rFonts w:ascii="Courier New" w:hAnsi="Courier New" w:cs="Courier New"/>
+        </w:rPr>
+        <w:t xml:space="preserve">    city VARCHAR(30) DEFAULT 'Hyderabad'</w:t>
       </w:r>
     </w:p>
     <w:p>
@@ -4129,70 +3363,40 @@
           <w:rFonts w:ascii="Courier New" w:hAnsi="Courier New" w:cs="Courier New"/>
         </w:rPr>
       </w:pPr>
-      <w:proofErr w:type="gramStart"/>
       <w:r>
         <w:rPr>
           <w:rFonts w:ascii="Courier New" w:hAnsi="Courier New" w:cs="Courier New"/>
         </w:rPr>
         <w:lastRenderedPageBreak/>
-        <w:t>VALUES(</w:t>
-      </w:r>
-      <w:proofErr w:type="gramEnd"/>
-      <w:r>
-        <w:rPr>
-          <w:rFonts w:ascii="Courier New" w:hAnsi="Courier New" w:cs="Courier New"/>
-        </w:rPr>
-        <w:t>101,'Lahari',20,'Guntur');</w:t>
-      </w:r>
-    </w:p>
-    <w:p>
-      <w:pPr>
-        <w:rPr>
-          <w:rFonts w:ascii="Courier New" w:hAnsi="Courier New" w:cs="Courier New"/>
-        </w:rPr>
-      </w:pPr>
-      <w:r>
-        <w:rPr>
-          <w:rFonts w:ascii="Courier New" w:hAnsi="Courier New" w:cs="Courier New"/>
-        </w:rPr>
-        <w:t>INSERT INTO Voters(</w:t>
-      </w:r>
-      <w:proofErr w:type="gramStart"/>
-      <w:r>
-        <w:rPr>
-          <w:rFonts w:ascii="Courier New" w:hAnsi="Courier New" w:cs="Courier New"/>
-        </w:rPr>
-        <w:t>voterid,name</w:t>
-      </w:r>
-      <w:proofErr w:type="gramEnd"/>
-      <w:r>
-        <w:rPr>
-          <w:rFonts w:ascii="Courier New" w:hAnsi="Courier New" w:cs="Courier New"/>
-        </w:rPr>
-        <w:t>,age)</w:t>
-      </w:r>
-    </w:p>
-    <w:p>
-      <w:pPr>
-        <w:rPr>
-          <w:rFonts w:ascii="Courier New" w:hAnsi="Courier New" w:cs="Courier New"/>
-          <w:b/>
-          <w:bCs/>
-        </w:rPr>
-      </w:pPr>
-      <w:proofErr w:type="gramStart"/>
-      <w:r>
-        <w:rPr>
-          <w:rFonts w:ascii="Courier New" w:hAnsi="Courier New" w:cs="Courier New"/>
-        </w:rPr>
-        <w:t>VALUES(</w:t>
-      </w:r>
-      <w:proofErr w:type="gramEnd"/>
-      <w:r>
-        <w:rPr>
-          <w:rFonts w:ascii="Courier New" w:hAnsi="Courier New" w:cs="Courier New"/>
-        </w:rPr>
-        <w:t>102,'Anu',22);</w:t>
+        <w:t>VALUES(101,'Lahari',20,'Guntur');</w:t>
+      </w:r>
+    </w:p>
+    <w:p>
+      <w:pPr>
+        <w:rPr>
+          <w:rFonts w:ascii="Courier New" w:hAnsi="Courier New" w:cs="Courier New"/>
+        </w:rPr>
+      </w:pPr>
+      <w:r>
+        <w:rPr>
+          <w:rFonts w:ascii="Courier New" w:hAnsi="Courier New" w:cs="Courier New"/>
+        </w:rPr>
+        <w:t>INSERT INTO Voters(voterid,name,age)</w:t>
+      </w:r>
+    </w:p>
+    <w:p>
+      <w:pPr>
+        <w:rPr>
+          <w:rFonts w:ascii="Courier New" w:hAnsi="Courier New" w:cs="Courier New"/>
+          <w:b/>
+          <w:bCs/>
+        </w:rPr>
+      </w:pPr>
+      <w:r>
+        <w:rPr>
+          <w:rFonts w:ascii="Courier New" w:hAnsi="Courier New" w:cs="Courier New"/>
+        </w:rPr>
+        <w:t>VALUES(102,'Anu',22);</w:t>
       </w:r>
     </w:p>
     <w:p>
@@ -4214,19 +3418,11 @@
           <w:rFonts w:ascii="Courier New" w:hAnsi="Courier New" w:cs="Courier New"/>
         </w:rPr>
       </w:pPr>
-      <w:proofErr w:type="gramStart"/>
-      <w:r>
-        <w:rPr>
-          <w:rFonts w:ascii="Courier New" w:hAnsi="Courier New" w:cs="Courier New"/>
-        </w:rPr>
-        <w:t>VALUES(</w:t>
-      </w:r>
-      <w:proofErr w:type="gramEnd"/>
-      <w:r>
-        <w:rPr>
-          <w:rFonts w:ascii="Courier New" w:hAnsi="Courier New" w:cs="Courier New"/>
-        </w:rPr>
-        <w:t>101,'Ram',25,'Delhi');</w:t>
+      <w:r>
+        <w:rPr>
+          <w:rFonts w:ascii="Courier New" w:hAnsi="Courier New" w:cs="Courier New"/>
+        </w:rPr>
+        <w:t>VALUES(101,'Ram',25,'Delhi');</w:t>
       </w:r>
     </w:p>
     <w:p>
@@ -4286,16 +3482,8 @@
         <w:rPr>
           <w:rFonts w:ascii="Courier New" w:hAnsi="Courier New" w:cs="Courier New"/>
         </w:rPr>
-        <w:t xml:space="preserve">CREATE TABLE </w:t>
-      </w:r>
-      <w:proofErr w:type="gramStart"/>
-      <w:r>
-        <w:rPr>
-          <w:rFonts w:ascii="Courier New" w:hAnsi="Courier New" w:cs="Courier New"/>
-        </w:rPr>
-        <w:t>Voters(</w:t>
-      </w:r>
-      <w:proofErr w:type="gramEnd"/>
+        <w:t>CREATE TABLE Voters(</w:t>
+      </w:r>
     </w:p>
     <w:p>
       <w:pPr>
@@ -4320,75 +3508,33 @@
         <w:rPr>
           <w:rFonts w:ascii="Courier New" w:hAnsi="Courier New" w:cs="Courier New"/>
         </w:rPr>
-        <w:t xml:space="preserve">    name </w:t>
-      </w:r>
-      <w:proofErr w:type="gramStart"/>
-      <w:r>
-        <w:rPr>
-          <w:rFonts w:ascii="Courier New" w:hAnsi="Courier New" w:cs="Courier New"/>
-        </w:rPr>
-        <w:t>VARCHAR(</w:t>
-      </w:r>
-      <w:proofErr w:type="gramEnd"/>
-      <w:r>
-        <w:rPr>
-          <w:rFonts w:ascii="Courier New" w:hAnsi="Courier New" w:cs="Courier New"/>
-        </w:rPr>
-        <w:t>30),</w:t>
-      </w:r>
-    </w:p>
-    <w:p>
-      <w:pPr>
-        <w:rPr>
-          <w:rFonts w:ascii="Courier New" w:hAnsi="Courier New" w:cs="Courier New"/>
-        </w:rPr>
-      </w:pPr>
-      <w:r>
-        <w:rPr>
-          <w:rFonts w:ascii="Courier New" w:hAnsi="Courier New" w:cs="Courier New"/>
-        </w:rPr>
-        <w:t xml:space="preserve">    age INT </w:t>
-      </w:r>
-      <w:proofErr w:type="gramStart"/>
-      <w:r>
-        <w:rPr>
-          <w:rFonts w:ascii="Courier New" w:hAnsi="Courier New" w:cs="Courier New"/>
-        </w:rPr>
-        <w:t>CHECK(</w:t>
-      </w:r>
-      <w:proofErr w:type="gramEnd"/>
-      <w:r>
-        <w:rPr>
-          <w:rFonts w:ascii="Courier New" w:hAnsi="Courier New" w:cs="Courier New"/>
-        </w:rPr>
-        <w:t>age&gt;=18),</w:t>
-      </w:r>
-    </w:p>
-    <w:p>
-      <w:pPr>
-        <w:rPr>
-          <w:rFonts w:ascii="Courier New" w:hAnsi="Courier New" w:cs="Courier New"/>
-        </w:rPr>
-      </w:pPr>
-      <w:r>
-        <w:rPr>
-          <w:rFonts w:ascii="Courier New" w:hAnsi="Courier New" w:cs="Courier New"/>
-        </w:rPr>
-        <w:t xml:space="preserve">    city </w:t>
-      </w:r>
-      <w:proofErr w:type="gramStart"/>
-      <w:r>
-        <w:rPr>
-          <w:rFonts w:ascii="Courier New" w:hAnsi="Courier New" w:cs="Courier New"/>
-        </w:rPr>
-        <w:t>VARCHAR(</w:t>
-      </w:r>
-      <w:proofErr w:type="gramEnd"/>
-      <w:r>
-        <w:rPr>
-          <w:rFonts w:ascii="Courier New" w:hAnsi="Courier New" w:cs="Courier New"/>
-        </w:rPr>
-        <w:t>30) DEFAULT 'Hyderabad'</w:t>
+        <w:t xml:space="preserve">    name VARCHAR(30),</w:t>
+      </w:r>
+    </w:p>
+    <w:p>
+      <w:pPr>
+        <w:rPr>
+          <w:rFonts w:ascii="Courier New" w:hAnsi="Courier New" w:cs="Courier New"/>
+        </w:rPr>
+      </w:pPr>
+      <w:r>
+        <w:rPr>
+          <w:rFonts w:ascii="Courier New" w:hAnsi="Courier New" w:cs="Courier New"/>
+        </w:rPr>
+        <w:t xml:space="preserve">    age INT CHECK(age&gt;=18),</w:t>
+      </w:r>
+    </w:p>
+    <w:p>
+      <w:pPr>
+        <w:rPr>
+          <w:rFonts w:ascii="Courier New" w:hAnsi="Courier New" w:cs="Courier New"/>
+        </w:rPr>
+      </w:pPr>
+      <w:r>
+        <w:rPr>
+          <w:rFonts w:ascii="Courier New" w:hAnsi="Courier New" w:cs="Courier New"/>
+        </w:rPr>
+        <w:t xml:space="preserve">    city VARCHAR(30) DEFAULT 'Hyderabad'</w:t>
       </w:r>
     </w:p>
     <w:p>
@@ -4423,69 +3569,39 @@
           <w:rFonts w:ascii="Courier New" w:hAnsi="Courier New" w:cs="Courier New"/>
         </w:rPr>
       </w:pPr>
-      <w:proofErr w:type="gramStart"/>
-      <w:r>
-        <w:rPr>
-          <w:rFonts w:ascii="Courier New" w:hAnsi="Courier New" w:cs="Courier New"/>
-        </w:rPr>
-        <w:t>VALUES(</w:t>
-      </w:r>
-      <w:proofErr w:type="gramEnd"/>
-      <w:r>
-        <w:rPr>
-          <w:rFonts w:ascii="Courier New" w:hAnsi="Courier New" w:cs="Courier New"/>
-        </w:rPr>
-        <w:t>101,'Lahari',20,'Guntur');</w:t>
-      </w:r>
-    </w:p>
-    <w:p>
-      <w:pPr>
-        <w:rPr>
-          <w:rFonts w:ascii="Courier New" w:hAnsi="Courier New" w:cs="Courier New"/>
-        </w:rPr>
-      </w:pPr>
-      <w:r>
-        <w:rPr>
-          <w:rFonts w:ascii="Courier New" w:hAnsi="Courier New" w:cs="Courier New"/>
-        </w:rPr>
-        <w:t>INSERT INTO Voters(</w:t>
-      </w:r>
-      <w:proofErr w:type="gramStart"/>
-      <w:r>
-        <w:rPr>
-          <w:rFonts w:ascii="Courier New" w:hAnsi="Courier New" w:cs="Courier New"/>
-        </w:rPr>
-        <w:t>voterid,name</w:t>
-      </w:r>
-      <w:proofErr w:type="gramEnd"/>
-      <w:r>
-        <w:rPr>
-          <w:rFonts w:ascii="Courier New" w:hAnsi="Courier New" w:cs="Courier New"/>
-        </w:rPr>
-        <w:t>,age)</w:t>
-      </w:r>
-    </w:p>
-    <w:p>
-      <w:pPr>
-        <w:rPr>
-          <w:rFonts w:ascii="Courier New" w:hAnsi="Courier New" w:cs="Courier New"/>
-          <w:b/>
-          <w:bCs/>
-        </w:rPr>
-      </w:pPr>
-      <w:proofErr w:type="gramStart"/>
-      <w:r>
-        <w:rPr>
-          <w:rFonts w:ascii="Courier New" w:hAnsi="Courier New" w:cs="Courier New"/>
-        </w:rPr>
-        <w:t>VALUES(</w:t>
-      </w:r>
-      <w:proofErr w:type="gramEnd"/>
-      <w:r>
-        <w:rPr>
-          <w:rFonts w:ascii="Courier New" w:hAnsi="Courier New" w:cs="Courier New"/>
-        </w:rPr>
-        <w:t>102,'Anu',22);</w:t>
+      <w:r>
+        <w:rPr>
+          <w:rFonts w:ascii="Courier New" w:hAnsi="Courier New" w:cs="Courier New"/>
+        </w:rPr>
+        <w:t>VALUES(101,'Lahari',20,'Guntur');</w:t>
+      </w:r>
+    </w:p>
+    <w:p>
+      <w:pPr>
+        <w:rPr>
+          <w:rFonts w:ascii="Courier New" w:hAnsi="Courier New" w:cs="Courier New"/>
+        </w:rPr>
+      </w:pPr>
+      <w:r>
+        <w:rPr>
+          <w:rFonts w:ascii="Courier New" w:hAnsi="Courier New" w:cs="Courier New"/>
+        </w:rPr>
+        <w:t>INSERT INTO Voters(voterid,name,age)</w:t>
+      </w:r>
+    </w:p>
+    <w:p>
+      <w:pPr>
+        <w:rPr>
+          <w:rFonts w:ascii="Courier New" w:hAnsi="Courier New" w:cs="Courier New"/>
+          <w:b/>
+          <w:bCs/>
+        </w:rPr>
+      </w:pPr>
+      <w:r>
+        <w:rPr>
+          <w:rFonts w:ascii="Courier New" w:hAnsi="Courier New" w:cs="Courier New"/>
+        </w:rPr>
+        <w:t>VALUES(102,'Anu',22);</w:t>
       </w:r>
     </w:p>
     <w:p>
@@ -4507,19 +3623,11 @@
           <w:rFonts w:ascii="Courier New" w:hAnsi="Courier New" w:cs="Courier New"/>
         </w:rPr>
       </w:pPr>
-      <w:proofErr w:type="gramStart"/>
-      <w:r>
-        <w:rPr>
-          <w:rFonts w:ascii="Courier New" w:hAnsi="Courier New" w:cs="Courier New"/>
-        </w:rPr>
-        <w:t>VALUES(</w:t>
-      </w:r>
-      <w:proofErr w:type="gramEnd"/>
-      <w:r>
-        <w:rPr>
-          <w:rFonts w:ascii="Courier New" w:hAnsi="Courier New" w:cs="Courier New"/>
-        </w:rPr>
-        <w:t>103,'Ram',25,'Delhi');</w:t>
+      <w:r>
+        <w:rPr>
+          <w:rFonts w:ascii="Courier New" w:hAnsi="Courier New" w:cs="Courier New"/>
+        </w:rPr>
+        <w:t>VALUES(103,'Ram',25,'Delhi');</w:t>
       </w:r>
     </w:p>
     <w:p/>
@@ -4641,21 +3749,7 @@
         <w:rPr>
           <w:rFonts w:ascii="Courier New" w:hAnsi="Courier New" w:cs="Courier New"/>
         </w:rPr>
-        <w:t xml:space="preserve">INSERT INTO T1 </w:t>
-      </w:r>
-      <w:proofErr w:type="gramStart"/>
-      <w:r>
-        <w:rPr>
-          <w:rFonts w:ascii="Courier New" w:hAnsi="Courier New" w:cs="Courier New"/>
-        </w:rPr>
-        <w:t>VALUES(</w:t>
-      </w:r>
-      <w:proofErr w:type="gramEnd"/>
-      <w:r>
-        <w:rPr>
-          <w:rFonts w:ascii="Courier New" w:hAnsi="Courier New" w:cs="Courier New"/>
-        </w:rPr>
-        <w:t>20);</w:t>
+        <w:t>INSERT INTO T1 VALUES(20);</w:t>
       </w:r>
     </w:p>
     <w:p/>
@@ -4686,21 +3780,7 @@
         <w:rPr>
           <w:rFonts w:ascii="Courier New" w:hAnsi="Courier New" w:cs="Courier New"/>
         </w:rPr>
-        <w:t xml:space="preserve">name </w:t>
-      </w:r>
-      <w:proofErr w:type="gramStart"/>
-      <w:r>
-        <w:rPr>
-          <w:rFonts w:ascii="Courier New" w:hAnsi="Courier New" w:cs="Courier New"/>
-        </w:rPr>
-        <w:t>VARCHAR(</w:t>
-      </w:r>
-      <w:proofErr w:type="gramEnd"/>
-      <w:r>
-        <w:rPr>
-          <w:rFonts w:ascii="Courier New" w:hAnsi="Courier New" w:cs="Courier New"/>
-        </w:rPr>
-        <w:t>30)</w:t>
+        <w:t>name VARCHAR(30)</w:t>
       </w:r>
     </w:p>
     <w:p>
@@ -4739,21 +3819,7 @@
         <w:rPr>
           <w:rFonts w:ascii="Courier New" w:hAnsi="Courier New" w:cs="Courier New"/>
         </w:rPr>
-        <w:t xml:space="preserve">    name </w:t>
-      </w:r>
-      <w:proofErr w:type="gramStart"/>
-      <w:r>
-        <w:rPr>
-          <w:rFonts w:ascii="Courier New" w:hAnsi="Courier New" w:cs="Courier New"/>
-        </w:rPr>
-        <w:t>VARCHAR(</w:t>
-      </w:r>
-      <w:proofErr w:type="gramEnd"/>
-      <w:r>
-        <w:rPr>
-          <w:rFonts w:ascii="Courier New" w:hAnsi="Courier New" w:cs="Courier New"/>
-        </w:rPr>
-        <w:t>30)</w:t>
+        <w:t xml:space="preserve">    name VARCHAR(30)</w:t>
       </w:r>
     </w:p>
     <w:p>
@@ -4823,21 +3889,7 @@
         <w:rPr>
           <w:rFonts w:ascii="Courier New" w:hAnsi="Courier New" w:cs="Courier New"/>
         </w:rPr>
-        <w:t xml:space="preserve">gender </w:t>
-      </w:r>
-      <w:proofErr w:type="gramStart"/>
-      <w:r>
-        <w:rPr>
-          <w:rFonts w:ascii="Courier New" w:hAnsi="Courier New" w:cs="Courier New"/>
-        </w:rPr>
-        <w:t>CHAR(</w:t>
-      </w:r>
-      <w:proofErr w:type="gramEnd"/>
-      <w:r>
-        <w:rPr>
-          <w:rFonts w:ascii="Courier New" w:hAnsi="Courier New" w:cs="Courier New"/>
-        </w:rPr>
-        <w:t>1)</w:t>
+        <w:t>gender CHAR(1)</w:t>
       </w:r>
     </w:p>
     <w:p>
@@ -4876,21 +3928,7 @@
         <w:rPr>
           <w:rFonts w:ascii="Courier New" w:hAnsi="Courier New" w:cs="Courier New"/>
         </w:rPr>
-        <w:t xml:space="preserve">    gender </w:t>
-      </w:r>
-      <w:proofErr w:type="gramStart"/>
-      <w:r>
-        <w:rPr>
-          <w:rFonts w:ascii="Courier New" w:hAnsi="Courier New" w:cs="Courier New"/>
-        </w:rPr>
-        <w:t>CHAR(</w:t>
-      </w:r>
-      <w:proofErr w:type="gramEnd"/>
-      <w:r>
-        <w:rPr>
-          <w:rFonts w:ascii="Courier New" w:hAnsi="Courier New" w:cs="Courier New"/>
-        </w:rPr>
-        <w:t>1)</w:t>
+        <w:t xml:space="preserve">    gender CHAR(1)</w:t>
       </w:r>
     </w:p>
     <w:p>
@@ -5035,21 +4073,7 @@
         <w:rPr>
           <w:rFonts w:ascii="Courier New" w:hAnsi="Courier New" w:cs="Courier New"/>
         </w:rPr>
-        <w:t xml:space="preserve">INSERT INTO T4 </w:t>
-      </w:r>
-      <w:proofErr w:type="gramStart"/>
-      <w:r>
-        <w:rPr>
-          <w:rFonts w:ascii="Courier New" w:hAnsi="Courier New" w:cs="Courier New"/>
-        </w:rPr>
-        <w:t>VALUES(</w:t>
-      </w:r>
-      <w:proofErr w:type="gramEnd"/>
-      <w:r>
-        <w:rPr>
-          <w:rFonts w:ascii="Courier New" w:hAnsi="Courier New" w:cs="Courier New"/>
-        </w:rPr>
-        <w:t>25000.75);</w:t>
+        <w:t>INSERT INTO T4 VALUES(25000.75);</w:t>
       </w:r>
     </w:p>
     <w:p>
@@ -5151,21 +4175,7 @@
         <w:rPr>
           <w:rFonts w:ascii="Courier New" w:hAnsi="Courier New" w:cs="Courier New"/>
         </w:rPr>
-        <w:t xml:space="preserve">INSERT INTO T5 </w:t>
-      </w:r>
-      <w:proofErr w:type="gramStart"/>
-      <w:r>
-        <w:rPr>
-          <w:rFonts w:ascii="Courier New" w:hAnsi="Courier New" w:cs="Courier New"/>
-        </w:rPr>
-        <w:t>VALUES(</w:t>
-      </w:r>
-      <w:proofErr w:type="gramEnd"/>
-      <w:r>
-        <w:rPr>
-          <w:rFonts w:ascii="Courier New" w:hAnsi="Courier New" w:cs="Courier New"/>
-        </w:rPr>
-        <w:t>95.50);</w:t>
+        <w:t>INSERT INTO T5 VALUES(95.50);</w:t>
       </w:r>
     </w:p>
     <w:p/>
@@ -5196,21 +4206,7 @@
         <w:rPr>
           <w:rFonts w:ascii="Courier New" w:hAnsi="Courier New" w:cs="Courier New"/>
         </w:rPr>
-        <w:t xml:space="preserve">price </w:t>
-      </w:r>
-      <w:proofErr w:type="gramStart"/>
-      <w:r>
-        <w:rPr>
-          <w:rFonts w:ascii="Courier New" w:hAnsi="Courier New" w:cs="Courier New"/>
-        </w:rPr>
-        <w:t>DECIMAL(</w:t>
-      </w:r>
-      <w:proofErr w:type="gramEnd"/>
-      <w:r>
-        <w:rPr>
-          <w:rFonts w:ascii="Courier New" w:hAnsi="Courier New" w:cs="Courier New"/>
-        </w:rPr>
-        <w:t>10,2)</w:t>
+        <w:t>price DECIMAL(10,2)</w:t>
       </w:r>
     </w:p>
     <w:p>
@@ -5249,21 +4245,7 @@
         <w:rPr>
           <w:rFonts w:ascii="Courier New" w:hAnsi="Courier New" w:cs="Courier New"/>
         </w:rPr>
-        <w:t xml:space="preserve">    price </w:t>
-      </w:r>
-      <w:proofErr w:type="gramStart"/>
-      <w:r>
-        <w:rPr>
-          <w:rFonts w:ascii="Courier New" w:hAnsi="Courier New" w:cs="Courier New"/>
-        </w:rPr>
-        <w:t>DECIMAL(</w:t>
-      </w:r>
-      <w:proofErr w:type="gramEnd"/>
-      <w:r>
-        <w:rPr>
-          <w:rFonts w:ascii="Courier New" w:hAnsi="Courier New" w:cs="Courier New"/>
-        </w:rPr>
-        <w:t>10,2)</w:t>
+        <w:t xml:space="preserve">    price DECIMAL(10,2)</w:t>
       </w:r>
     </w:p>
     <w:p>
@@ -5289,21 +4271,7 @@
         <w:rPr>
           <w:rFonts w:ascii="Courier New" w:hAnsi="Courier New" w:cs="Courier New"/>
         </w:rPr>
-        <w:t xml:space="preserve">INSERT INTO T6 </w:t>
-      </w:r>
-      <w:proofErr w:type="gramStart"/>
-      <w:r>
-        <w:rPr>
-          <w:rFonts w:ascii="Courier New" w:hAnsi="Courier New" w:cs="Courier New"/>
-        </w:rPr>
-        <w:t>VALUES(</w:t>
-      </w:r>
-      <w:proofErr w:type="gramEnd"/>
-      <w:r>
-        <w:rPr>
-          <w:rFonts w:ascii="Courier New" w:hAnsi="Courier New" w:cs="Courier New"/>
-        </w:rPr>
-        <w:t>999.99);</w:t>
+        <w:t>INSERT INTO T6 VALUES(999.99);</w:t>
       </w:r>
     </w:p>
     <w:p/>
@@ -5416,19 +4384,11 @@
           <w:rFonts w:ascii="Courier New" w:hAnsi="Courier New" w:cs="Courier New"/>
         </w:rPr>
       </w:pPr>
-      <w:proofErr w:type="gramStart"/>
-      <w:r>
-        <w:rPr>
-          <w:rFonts w:ascii="Courier New" w:hAnsi="Courier New" w:cs="Courier New"/>
-        </w:rPr>
-        <w:t>VALUES(</w:t>
-      </w:r>
-      <w:proofErr w:type="gramEnd"/>
-      <w:r>
-        <w:rPr>
-          <w:rFonts w:ascii="Courier New" w:hAnsi="Courier New" w:cs="Courier New"/>
-        </w:rPr>
-        <w:t>'2005-07-20');</w:t>
+      <w:r>
+        <w:rPr>
+          <w:rFonts w:ascii="Courier New" w:hAnsi="Courier New" w:cs="Courier New"/>
+        </w:rPr>
+        <w:t>VALUES('2005-07-20');</w:t>
       </w:r>
     </w:p>
     <w:p/>
@@ -5540,19 +4500,11 @@
           <w:rFonts w:ascii="Courier New" w:hAnsi="Courier New" w:cs="Courier New"/>
         </w:rPr>
       </w:pPr>
-      <w:proofErr w:type="gramStart"/>
-      <w:r>
-        <w:rPr>
-          <w:rFonts w:ascii="Courier New" w:hAnsi="Courier New" w:cs="Courier New"/>
-        </w:rPr>
-        <w:t>VALUES(</w:t>
-      </w:r>
-      <w:proofErr w:type="gramEnd"/>
-      <w:r>
-        <w:rPr>
-          <w:rFonts w:ascii="Courier New" w:hAnsi="Courier New" w:cs="Courier New"/>
-        </w:rPr>
-        <w:t>'10:30:00');</w:t>
+      <w:r>
+        <w:rPr>
+          <w:rFonts w:ascii="Courier New" w:hAnsi="Courier New" w:cs="Courier New"/>
+        </w:rPr>
+        <w:t>VALUES('10:30:00');</w:t>
       </w:r>
     </w:p>
     <w:p>
@@ -5670,19 +4622,11 @@
           <w:rFonts w:ascii="Courier New" w:hAnsi="Courier New" w:cs="Courier New"/>
         </w:rPr>
       </w:pPr>
-      <w:proofErr w:type="gramStart"/>
-      <w:r>
-        <w:rPr>
-          <w:rFonts w:ascii="Courier New" w:hAnsi="Courier New" w:cs="Courier New"/>
-        </w:rPr>
-        <w:t>VALUES(</w:t>
-      </w:r>
-      <w:proofErr w:type="gramEnd"/>
-      <w:r>
-        <w:rPr>
-          <w:rFonts w:ascii="Courier New" w:hAnsi="Courier New" w:cs="Courier New"/>
-        </w:rPr>
-        <w:t>'2026-07-20 10:30:00');</w:t>
+      <w:r>
+        <w:rPr>
+          <w:rFonts w:ascii="Courier New" w:hAnsi="Courier New" w:cs="Courier New"/>
+        </w:rPr>
+        <w:t>VALUES('2026-07-20 10:30:00');</w:t>
       </w:r>
     </w:p>
     <w:p/>
@@ -5846,16 +4790,8 @@
         <w:rPr>
           <w:rFonts w:ascii="Courier New" w:hAnsi="Courier New" w:cs="Courier New"/>
         </w:rPr>
-        <w:t xml:space="preserve">CREATE TABLE </w:t>
-      </w:r>
-      <w:proofErr w:type="gramStart"/>
-      <w:r>
-        <w:rPr>
-          <w:rFonts w:ascii="Courier New" w:hAnsi="Courier New" w:cs="Courier New"/>
-        </w:rPr>
-        <w:t>Department(</w:t>
-      </w:r>
-      <w:proofErr w:type="gramEnd"/>
+        <w:t>CREATE TABLE Department(</w:t>
+      </w:r>
     </w:p>
     <w:p>
       <w:pPr>
@@ -5880,21 +4816,7 @@
         <w:rPr>
           <w:rFonts w:ascii="Courier New" w:hAnsi="Courier New" w:cs="Courier New"/>
         </w:rPr>
-        <w:t xml:space="preserve">    deptname </w:t>
-      </w:r>
-      <w:proofErr w:type="gramStart"/>
-      <w:r>
-        <w:rPr>
-          <w:rFonts w:ascii="Courier New" w:hAnsi="Courier New" w:cs="Courier New"/>
-        </w:rPr>
-        <w:t>VARCHAR(</w:t>
-      </w:r>
-      <w:proofErr w:type="gramEnd"/>
-      <w:r>
-        <w:rPr>
-          <w:rFonts w:ascii="Courier New" w:hAnsi="Courier New" w:cs="Courier New"/>
-        </w:rPr>
-        <w:t>30)</w:t>
+        <w:t xml:space="preserve">    deptname VARCHAR(30)</w:t>
       </w:r>
     </w:p>
     <w:p>
@@ -5937,16 +4859,8 @@
         <w:rPr>
           <w:rFonts w:ascii="Courier New" w:hAnsi="Courier New" w:cs="Courier New"/>
         </w:rPr>
-        <w:t xml:space="preserve">CREATE TABLE </w:t>
-      </w:r>
-      <w:proofErr w:type="gramStart"/>
-      <w:r>
-        <w:rPr>
-          <w:rFonts w:ascii="Courier New" w:hAnsi="Courier New" w:cs="Courier New"/>
-        </w:rPr>
-        <w:t>Student(</w:t>
-      </w:r>
-      <w:proofErr w:type="gramEnd"/>
+        <w:t>CREATE TABLE Student(</w:t>
+      </w:r>
     </w:p>
     <w:p>
       <w:pPr>
@@ -5971,21 +4885,7 @@
         <w:rPr>
           <w:rFonts w:ascii="Courier New" w:hAnsi="Courier New" w:cs="Courier New"/>
         </w:rPr>
-        <w:t xml:space="preserve">    name </w:t>
-      </w:r>
-      <w:proofErr w:type="gramStart"/>
-      <w:r>
-        <w:rPr>
-          <w:rFonts w:ascii="Courier New" w:hAnsi="Courier New" w:cs="Courier New"/>
-        </w:rPr>
-        <w:t>VARCHAR(</w:t>
-      </w:r>
-      <w:proofErr w:type="gramEnd"/>
-      <w:r>
-        <w:rPr>
-          <w:rFonts w:ascii="Courier New" w:hAnsi="Courier New" w:cs="Courier New"/>
-        </w:rPr>
-        <w:t>30),</w:t>
+        <w:t xml:space="preserve">    name VARCHAR(30),</w:t>
       </w:r>
     </w:p>
     <w:p>
@@ -6011,21 +4911,7 @@
         <w:rPr>
           <w:rFonts w:ascii="Courier New" w:hAnsi="Courier New" w:cs="Courier New"/>
         </w:rPr>
-        <w:t xml:space="preserve">    FOREIGN </w:t>
-      </w:r>
-      <w:proofErr w:type="gramStart"/>
-      <w:r>
-        <w:rPr>
-          <w:rFonts w:ascii="Courier New" w:hAnsi="Courier New" w:cs="Courier New"/>
-        </w:rPr>
-        <w:t>KEY(</w:t>
-      </w:r>
-      <w:proofErr w:type="gramEnd"/>
-      <w:r>
-        <w:rPr>
-          <w:rFonts w:ascii="Courier New" w:hAnsi="Courier New" w:cs="Courier New"/>
-        </w:rPr>
-        <w:t>deptid)</w:t>
+        <w:t xml:space="preserve">    FOREIGN KEY(deptid)</w:t>
       </w:r>
     </w:p>
     <w:p>
@@ -6110,19 +4996,11 @@
           <w:rFonts w:ascii="Courier New" w:hAnsi="Courier New" w:cs="Courier New"/>
         </w:rPr>
       </w:pPr>
-      <w:proofErr w:type="gramStart"/>
-      <w:r>
-        <w:rPr>
-          <w:rFonts w:ascii="Courier New" w:hAnsi="Courier New" w:cs="Courier New"/>
-        </w:rPr>
-        <w:t>VALUES(</w:t>
-      </w:r>
-      <w:proofErr w:type="gramEnd"/>
-      <w:r>
-        <w:rPr>
-          <w:rFonts w:ascii="Courier New" w:hAnsi="Courier New" w:cs="Courier New"/>
-        </w:rPr>
-        <w:t>101,'Lahari',1);</w:t>
+      <w:r>
+        <w:rPr>
+          <w:rFonts w:ascii="Courier New" w:hAnsi="Courier New" w:cs="Courier New"/>
+        </w:rPr>
+        <w:t>VALUES(101,'Lahari',1);</w:t>
       </w:r>
     </w:p>
     <w:p>
@@ -6161,19 +5039,11 @@
           <w:rFonts w:ascii="Courier New" w:hAnsi="Courier New" w:cs="Courier New"/>
         </w:rPr>
       </w:pPr>
-      <w:proofErr w:type="gramStart"/>
-      <w:r>
-        <w:rPr>
-          <w:rFonts w:ascii="Courier New" w:hAnsi="Courier New" w:cs="Courier New"/>
-        </w:rPr>
-        <w:t>VALUES(</w:t>
-      </w:r>
-      <w:proofErr w:type="gramEnd"/>
-      <w:r>
-        <w:rPr>
-          <w:rFonts w:ascii="Courier New" w:hAnsi="Courier New" w:cs="Courier New"/>
-        </w:rPr>
-        <w:t>102,'Anu',5);</w:t>
+      <w:r>
+        <w:rPr>
+          <w:rFonts w:ascii="Courier New" w:hAnsi="Courier New" w:cs="Courier New"/>
+        </w:rPr>
+        <w:t>VALUES(102,'Anu',5);</w:t>
       </w:r>
     </w:p>
     <w:p>
@@ -6274,19 +5144,922 @@
           <w:rFonts w:ascii="Courier New" w:hAnsi="Courier New" w:cs="Courier New"/>
         </w:rPr>
       </w:pPr>
-      <w:proofErr w:type="gramStart"/>
-      <w:r>
-        <w:rPr>
-          <w:rFonts w:ascii="Courier New" w:hAnsi="Courier New" w:cs="Courier New"/>
-        </w:rPr>
-        <w:t>VALUES(</w:t>
-      </w:r>
-      <w:proofErr w:type="gramEnd"/>
-      <w:r>
-        <w:rPr>
-          <w:rFonts w:ascii="Courier New" w:hAnsi="Courier New" w:cs="Courier New"/>
-        </w:rPr>
-        <w:t>102,'Anu',5);</w:t>
+      <w:r>
+        <w:rPr>
+          <w:rFonts w:ascii="Courier New" w:hAnsi="Courier New" w:cs="Courier New"/>
+        </w:rPr>
+        <w:t>VALUES(102,'Anu',5);</w:t>
+      </w:r>
+    </w:p>
+    <w:p>
+      <w:pPr>
+        <w:rPr>
+          <w:rFonts w:ascii="Courier New" w:hAnsi="Courier New" w:cs="Courier New"/>
+          <w:b/>
+          <w:bCs/>
+          <w:sz w:val="28"/>
+          <w:szCs w:val="28"/>
+        </w:rPr>
+      </w:pPr>
+      <w:r>
+        <w:rPr>
+          <w:rFonts w:ascii="Courier New" w:hAnsi="Courier New" w:cs="Courier New"/>
+        </w:rPr>
+        <w:t xml:space="preserve"> </w:t>
+      </w:r>
+      <w:r>
+        <w:rPr>
+          <w:rFonts w:ascii="Courier New" w:hAnsi="Courier New" w:cs="Courier New"/>
+          <w:b/>
+          <w:bCs/>
+          <w:sz w:val="28"/>
+          <w:szCs w:val="28"/>
+        </w:rPr>
+        <w:t>22-07-2026</w:t>
+      </w:r>
+    </w:p>
+    <w:p>
+      <w:pPr>
+        <w:rPr>
+          <w:rFonts w:ascii="Courier New" w:hAnsi="Courier New" w:cs="Courier New"/>
+        </w:rPr>
+      </w:pPr>
+      <w:r>
+        <w:rPr>
+          <w:rFonts w:ascii="Courier New" w:hAnsi="Courier New" w:cs="Courier New"/>
+        </w:rPr>
+        <w:t>-- Create a new database</w:t>
+      </w:r>
+    </w:p>
+    <w:p>
+      <w:pPr>
+        <w:rPr>
+          <w:rFonts w:ascii="Courier New" w:hAnsi="Courier New" w:cs="Courier New"/>
+        </w:rPr>
+      </w:pPr>
+      <w:r>
+        <w:rPr>
+          <w:rFonts w:ascii="Courier New" w:hAnsi="Courier New" w:cs="Courier New"/>
+        </w:rPr>
+        <w:t>CREATE DATABASE ShopDB;</w:t>
+      </w:r>
+    </w:p>
+    <w:p>
+      <w:pPr>
+        <w:rPr>
+          <w:rFonts w:ascii="Courier New" w:hAnsi="Courier New" w:cs="Courier New"/>
+        </w:rPr>
+      </w:pPr>
+    </w:p>
+    <w:p>
+      <w:pPr>
+        <w:rPr>
+          <w:rFonts w:ascii="Courier New" w:hAnsi="Courier New" w:cs="Courier New"/>
+        </w:rPr>
+      </w:pPr>
+      <w:r>
+        <w:rPr>
+          <w:rFonts w:ascii="Courier New" w:hAnsi="Courier New" w:cs="Courier New"/>
+        </w:rPr>
+        <w:t>-- Switch to the new database</w:t>
+      </w:r>
+    </w:p>
+    <w:p>
+      <w:pPr>
+        <w:rPr>
+          <w:rFonts w:ascii="Courier New" w:hAnsi="Courier New" w:cs="Courier New"/>
+        </w:rPr>
+      </w:pPr>
+      <w:r>
+        <w:rPr>
+          <w:rFonts w:ascii="Courier New" w:hAnsi="Courier New" w:cs="Courier New"/>
+        </w:rPr>
+        <w:t>USE ShopDB;</w:t>
+      </w:r>
+    </w:p>
+    <w:p>
+      <w:pPr>
+        <w:rPr>
+          <w:rFonts w:ascii="Courier New" w:hAnsi="Courier New" w:cs="Courier New"/>
+        </w:rPr>
+      </w:pPr>
+      <w:r>
+        <w:rPr>
+          <w:rFonts w:ascii="Courier New" w:hAnsi="Courier New" w:cs="Courier New"/>
+        </w:rPr>
+        <w:t>-- Customers table</w:t>
+      </w:r>
+    </w:p>
+    <w:p>
+      <w:pPr>
+        <w:rPr>
+          <w:rFonts w:ascii="Courier New" w:hAnsi="Courier New" w:cs="Courier New"/>
+        </w:rPr>
+      </w:pPr>
+      <w:r>
+        <w:rPr>
+          <w:rFonts w:ascii="Courier New" w:hAnsi="Courier New" w:cs="Courier New"/>
+        </w:rPr>
+        <w:t>CREATE TABLE Customers (</w:t>
+      </w:r>
+    </w:p>
+    <w:p>
+      <w:pPr>
+        <w:rPr>
+          <w:rFonts w:ascii="Courier New" w:hAnsi="Courier New" w:cs="Courier New"/>
+        </w:rPr>
+      </w:pPr>
+      <w:r>
+        <w:rPr>
+          <w:rFonts w:ascii="Courier New" w:hAnsi="Courier New" w:cs="Courier New"/>
+        </w:rPr>
+        <w:t xml:space="preserve">    CustomerID INT PRIMARY KEY,</w:t>
+      </w:r>
+    </w:p>
+    <w:p>
+      <w:pPr>
+        <w:rPr>
+          <w:rFonts w:ascii="Courier New" w:hAnsi="Courier New" w:cs="Courier New"/>
+        </w:rPr>
+      </w:pPr>
+      <w:r>
+        <w:rPr>
+          <w:rFonts w:ascii="Courier New" w:hAnsi="Courier New" w:cs="Courier New"/>
+        </w:rPr>
+        <w:t xml:space="preserve">    Name VARCHAR(50),</w:t>
+      </w:r>
+    </w:p>
+    <w:p>
+      <w:pPr>
+        <w:rPr>
+          <w:rFonts w:ascii="Courier New" w:hAnsi="Courier New" w:cs="Courier New"/>
+        </w:rPr>
+      </w:pPr>
+      <w:r>
+        <w:rPr>
+          <w:rFonts w:ascii="Courier New" w:hAnsi="Courier New" w:cs="Courier New"/>
+        </w:rPr>
+        <w:t xml:space="preserve">    Email VARCHAR(50)</w:t>
+      </w:r>
+    </w:p>
+    <w:p>
+      <w:pPr>
+        <w:rPr>
+          <w:rFonts w:ascii="Courier New" w:hAnsi="Courier New" w:cs="Courier New"/>
+        </w:rPr>
+      </w:pPr>
+      <w:r>
+        <w:rPr>
+          <w:rFonts w:ascii="Courier New" w:hAnsi="Courier New" w:cs="Courier New"/>
+        </w:rPr>
+        <w:t>);</w:t>
+      </w:r>
+    </w:p>
+    <w:p>
+      <w:pPr>
+        <w:rPr>
+          <w:rFonts w:ascii="Courier New" w:hAnsi="Courier New" w:cs="Courier New"/>
+        </w:rPr>
+      </w:pPr>
+    </w:p>
+    <w:p>
+      <w:pPr>
+        <w:rPr>
+          <w:rFonts w:ascii="Courier New" w:hAnsi="Courier New" w:cs="Courier New"/>
+        </w:rPr>
+      </w:pPr>
+      <w:r>
+        <w:rPr>
+          <w:rFonts w:ascii="Courier New" w:hAnsi="Courier New" w:cs="Courier New"/>
+        </w:rPr>
+        <w:t>-- Orders table</w:t>
+      </w:r>
+    </w:p>
+    <w:p>
+      <w:pPr>
+        <w:rPr>
+          <w:rFonts w:ascii="Courier New" w:hAnsi="Courier New" w:cs="Courier New"/>
+        </w:rPr>
+      </w:pPr>
+      <w:r>
+        <w:rPr>
+          <w:rFonts w:ascii="Courier New" w:hAnsi="Courier New" w:cs="Courier New"/>
+        </w:rPr>
+        <w:t>CREATE TABLE Orders (</w:t>
+      </w:r>
+    </w:p>
+    <w:p>
+      <w:pPr>
+        <w:rPr>
+          <w:rFonts w:ascii="Courier New" w:hAnsi="Courier New" w:cs="Courier New"/>
+        </w:rPr>
+      </w:pPr>
+      <w:r>
+        <w:rPr>
+          <w:rFonts w:ascii="Courier New" w:hAnsi="Courier New" w:cs="Courier New"/>
+        </w:rPr>
+        <w:t xml:space="preserve">    OrderID INT PRIMARY KEY,</w:t>
+      </w:r>
+    </w:p>
+    <w:p>
+      <w:pPr>
+        <w:rPr>
+          <w:rFonts w:ascii="Courier New" w:hAnsi="Courier New" w:cs="Courier New"/>
+        </w:rPr>
+      </w:pPr>
+      <w:r>
+        <w:rPr>
+          <w:rFonts w:ascii="Courier New" w:hAnsi="Courier New" w:cs="Courier New"/>
+        </w:rPr>
+        <w:t xml:space="preserve">    CustomerID INT,</w:t>
+      </w:r>
+    </w:p>
+    <w:p>
+      <w:pPr>
+        <w:rPr>
+          <w:rFonts w:ascii="Courier New" w:hAnsi="Courier New" w:cs="Courier New"/>
+        </w:rPr>
+      </w:pPr>
+      <w:r>
+        <w:rPr>
+          <w:rFonts w:ascii="Courier New" w:hAnsi="Courier New" w:cs="Courier New"/>
+        </w:rPr>
+        <w:t xml:space="preserve">    Product VARCHAR(50),</w:t>
+      </w:r>
+    </w:p>
+    <w:p>
+      <w:pPr>
+        <w:rPr>
+          <w:rFonts w:ascii="Courier New" w:hAnsi="Courier New" w:cs="Courier New"/>
+        </w:rPr>
+      </w:pPr>
+      <w:r>
+        <w:rPr>
+          <w:rFonts w:ascii="Courier New" w:hAnsi="Courier New" w:cs="Courier New"/>
+        </w:rPr>
+        <w:t xml:space="preserve">    Quantity INT,</w:t>
+      </w:r>
+    </w:p>
+    <w:p>
+      <w:pPr>
+        <w:rPr>
+          <w:rFonts w:ascii="Courier New" w:hAnsi="Courier New" w:cs="Courier New"/>
+        </w:rPr>
+      </w:pPr>
+      <w:r>
+        <w:rPr>
+          <w:rFonts w:ascii="Courier New" w:hAnsi="Courier New" w:cs="Courier New"/>
+        </w:rPr>
+        <w:t xml:space="preserve">    FOREIGN KEY (CustomerID) REFERENCES Customers(CustomerID)</w:t>
+      </w:r>
+    </w:p>
+    <w:p>
+      <w:pPr>
+        <w:rPr>
+          <w:rFonts w:ascii="Courier New" w:hAnsi="Courier New" w:cs="Courier New"/>
+        </w:rPr>
+      </w:pPr>
+      <w:r>
+        <w:rPr>
+          <w:rFonts w:ascii="Courier New" w:hAnsi="Courier New" w:cs="Courier New"/>
+        </w:rPr>
+        <w:t>);</w:t>
+      </w:r>
+    </w:p>
+    <w:p>
+      <w:pPr>
+        <w:rPr>
+          <w:rFonts w:ascii="Courier New" w:hAnsi="Courier New" w:cs="Courier New"/>
+        </w:rPr>
+      </w:pPr>
+    </w:p>
+    <w:p>
+      <w:pPr>
+        <w:rPr>
+          <w:rFonts w:ascii="Courier New" w:hAnsi="Courier New" w:cs="Courier New"/>
+        </w:rPr>
+      </w:pPr>
+      <w:r>
+        <w:rPr>
+          <w:rFonts w:ascii="Courier New" w:hAnsi="Courier New" w:cs="Courier New"/>
+        </w:rPr>
+        <w:t>-- insertion</w:t>
+      </w:r>
+    </w:p>
+    <w:p>
+      <w:pPr>
+        <w:rPr>
+          <w:rFonts w:ascii="Courier New" w:hAnsi="Courier New" w:cs="Courier New"/>
+        </w:rPr>
+      </w:pPr>
+      <w:r>
+        <w:rPr>
+          <w:rFonts w:ascii="Courier New" w:hAnsi="Courier New" w:cs="Courier New"/>
+        </w:rPr>
+        <w:lastRenderedPageBreak/>
+        <w:t>-- Correct insert</w:t>
+      </w:r>
+    </w:p>
+    <w:p>
+      <w:pPr>
+        <w:rPr>
+          <w:rFonts w:ascii="Courier New" w:hAnsi="Courier New" w:cs="Courier New"/>
+        </w:rPr>
+      </w:pPr>
+      <w:r>
+        <w:rPr>
+          <w:rFonts w:ascii="Courier New" w:hAnsi="Courier New" w:cs="Courier New"/>
+        </w:rPr>
+        <w:t>INSERT INTO Customers (CustomerID, Name, Email)</w:t>
+      </w:r>
+    </w:p>
+    <w:p>
+      <w:pPr>
+        <w:rPr>
+          <w:rFonts w:ascii="Courier New" w:hAnsi="Courier New" w:cs="Courier New"/>
+        </w:rPr>
+      </w:pPr>
+      <w:r>
+        <w:rPr>
+          <w:rFonts w:ascii="Courier New" w:hAnsi="Courier New" w:cs="Courier New"/>
+        </w:rPr>
+        <w:t>VALUES (1, '</w:t>
+      </w:r>
+      <w:r>
+        <w:rPr>
+          <w:rFonts w:ascii="Courier New" w:hAnsi="Courier New" w:cs="Courier New"/>
+        </w:rPr>
+        <w:t>Lahari</w:t>
+      </w:r>
+      <w:r>
+        <w:rPr>
+          <w:rFonts w:ascii="Courier New" w:hAnsi="Courier New" w:cs="Courier New"/>
+        </w:rPr>
+        <w:t>', '</w:t>
+      </w:r>
+      <w:r>
+        <w:rPr>
+          <w:rFonts w:ascii="Courier New" w:hAnsi="Courier New" w:cs="Courier New"/>
+        </w:rPr>
+        <w:t>lahari</w:t>
+      </w:r>
+      <w:r>
+        <w:rPr>
+          <w:rFonts w:ascii="Courier New" w:hAnsi="Courier New" w:cs="Courier New"/>
+        </w:rPr>
+        <w:t>@email.com');</w:t>
+      </w:r>
+    </w:p>
+    <w:p>
+      <w:pPr>
+        <w:rPr>
+          <w:rFonts w:ascii="Courier New" w:hAnsi="Courier New" w:cs="Courier New"/>
+        </w:rPr>
+      </w:pPr>
+    </w:p>
+    <w:p>
+      <w:pPr>
+        <w:rPr>
+          <w:rFonts w:ascii="Courier New" w:hAnsi="Courier New" w:cs="Courier New"/>
+        </w:rPr>
+      </w:pPr>
+      <w:r>
+        <w:rPr>
+          <w:rFonts w:ascii="Courier New" w:hAnsi="Courier New" w:cs="Courier New"/>
+        </w:rPr>
+        <w:t>-- Mistake 1: Missing column value</w:t>
+      </w:r>
+    </w:p>
+    <w:p>
+      <w:pPr>
+        <w:rPr>
+          <w:rFonts w:ascii="Courier New" w:hAnsi="Courier New" w:cs="Courier New"/>
+        </w:rPr>
+      </w:pPr>
+      <w:r>
+        <w:rPr>
+          <w:rFonts w:ascii="Courier New" w:hAnsi="Courier New" w:cs="Courier New"/>
+        </w:rPr>
+        <w:t>INSERT INTO Customers (CustomerID, Name)</w:t>
+      </w:r>
+    </w:p>
+    <w:p>
+      <w:pPr>
+        <w:rPr>
+          <w:rFonts w:ascii="Courier New" w:hAnsi="Courier New" w:cs="Courier New"/>
+        </w:rPr>
+      </w:pPr>
+      <w:r>
+        <w:rPr>
+          <w:rFonts w:ascii="Courier New" w:hAnsi="Courier New" w:cs="Courier New"/>
+        </w:rPr>
+        <w:t xml:space="preserve">VALUES (2, 'Ravi'); </w:t>
+      </w:r>
+    </w:p>
+    <w:p>
+      <w:pPr>
+        <w:rPr>
+          <w:rFonts w:ascii="Courier New" w:hAnsi="Courier New" w:cs="Courier New"/>
+        </w:rPr>
+      </w:pPr>
+      <w:r>
+        <w:rPr>
+          <w:rFonts w:ascii="Courier New" w:hAnsi="Courier New" w:cs="Courier New"/>
+        </w:rPr>
+        <w:t>--  Error: Column count doesn’t match</w:t>
+      </w:r>
+    </w:p>
+    <w:p>
+      <w:pPr>
+        <w:rPr>
+          <w:rFonts w:ascii="Courier New" w:hAnsi="Courier New" w:cs="Courier New"/>
+        </w:rPr>
+      </w:pPr>
+    </w:p>
+    <w:p>
+      <w:pPr>
+        <w:rPr>
+          <w:rFonts w:ascii="Courier New" w:hAnsi="Courier New" w:cs="Courier New"/>
+        </w:rPr>
+      </w:pPr>
+      <w:r>
+        <w:rPr>
+          <w:rFonts w:ascii="Courier New" w:hAnsi="Courier New" w:cs="Courier New"/>
+        </w:rPr>
+        <w:t>-- Mistake 2: Wrong datatype</w:t>
+      </w:r>
+    </w:p>
+    <w:p>
+      <w:pPr>
+        <w:rPr>
+          <w:rFonts w:ascii="Courier New" w:hAnsi="Courier New" w:cs="Courier New"/>
+        </w:rPr>
+      </w:pPr>
+      <w:r>
+        <w:rPr>
+          <w:rFonts w:ascii="Courier New" w:hAnsi="Courier New" w:cs="Courier New"/>
+        </w:rPr>
+        <w:t>INSERT INTO Orders (OrderID, CustomerID, Product, Quantity)</w:t>
+      </w:r>
+    </w:p>
+    <w:p>
+      <w:pPr>
+        <w:rPr>
+          <w:rFonts w:ascii="Courier New" w:hAnsi="Courier New" w:cs="Courier New"/>
+        </w:rPr>
+      </w:pPr>
+      <w:r>
+        <w:rPr>
+          <w:rFonts w:ascii="Courier New" w:hAnsi="Courier New" w:cs="Courier New"/>
+        </w:rPr>
+        <w:t xml:space="preserve">VALUES (101, 1, 'Laptop', 'Five'); </w:t>
+      </w:r>
+    </w:p>
+    <w:p>
+      <w:pPr>
+        <w:rPr>
+          <w:rFonts w:ascii="Courier New" w:hAnsi="Courier New" w:cs="Courier New"/>
+        </w:rPr>
+      </w:pPr>
+      <w:r>
+        <w:rPr>
+          <w:rFonts w:ascii="Courier New" w:hAnsi="Courier New" w:cs="Courier New"/>
+        </w:rPr>
+        <w:t>--  Error: Quantity expects INT</w:t>
+      </w:r>
+    </w:p>
+    <w:p>
+      <w:pPr>
+        <w:rPr>
+          <w:rFonts w:ascii="Courier New" w:hAnsi="Courier New" w:cs="Courier New"/>
+        </w:rPr>
+      </w:pPr>
+    </w:p>
+    <w:p>
+      <w:pPr>
+        <w:rPr>
+          <w:rFonts w:ascii="Courier New" w:hAnsi="Courier New" w:cs="Courier New"/>
+        </w:rPr>
+      </w:pPr>
+      <w:r>
+        <w:rPr>
+          <w:rFonts w:ascii="Courier New" w:hAnsi="Courier New" w:cs="Courier New"/>
+        </w:rPr>
+        <w:t>-- Mistake 3: Foreign key violation</w:t>
+      </w:r>
+    </w:p>
+    <w:p>
+      <w:pPr>
+        <w:rPr>
+          <w:rFonts w:ascii="Courier New" w:hAnsi="Courier New" w:cs="Courier New"/>
+        </w:rPr>
+      </w:pPr>
+      <w:r>
+        <w:rPr>
+          <w:rFonts w:ascii="Courier New" w:hAnsi="Courier New" w:cs="Courier New"/>
+        </w:rPr>
+        <w:t>INSERT INTO Orders (OrderID, CustomerID, Product, Quantity)</w:t>
+      </w:r>
+    </w:p>
+    <w:p>
+      <w:pPr>
+        <w:rPr>
+          <w:rFonts w:ascii="Courier New" w:hAnsi="Courier New" w:cs="Courier New"/>
+        </w:rPr>
+      </w:pPr>
+      <w:r>
+        <w:rPr>
+          <w:rFonts w:ascii="Courier New" w:hAnsi="Courier New" w:cs="Courier New"/>
+        </w:rPr>
+        <w:t xml:space="preserve">VALUES (102, 99, 'Phone', 2); </w:t>
+      </w:r>
+    </w:p>
+    <w:p>
+      <w:pPr>
+        <w:rPr>
+          <w:rFonts w:ascii="Courier New" w:hAnsi="Courier New" w:cs="Courier New"/>
+        </w:rPr>
+      </w:pPr>
+      <w:r>
+        <w:rPr>
+          <w:rFonts w:ascii="Courier New" w:hAnsi="Courier New" w:cs="Courier New"/>
+        </w:rPr>
+        <w:t>--  Error: No customer with ID 99</w:t>
+      </w:r>
+    </w:p>
+    <w:p>
+      <w:pPr>
+        <w:rPr>
+          <w:rFonts w:ascii="Courier New" w:hAnsi="Courier New" w:cs="Courier New"/>
+        </w:rPr>
+      </w:pPr>
+    </w:p>
+    <w:p>
+      <w:pPr>
+        <w:rPr>
+          <w:rFonts w:ascii="Courier New" w:hAnsi="Courier New" w:cs="Courier New"/>
+        </w:rPr>
+      </w:pPr>
+      <w:r>
+        <w:rPr>
+          <w:rFonts w:ascii="Courier New" w:hAnsi="Courier New" w:cs="Courier New"/>
+        </w:rPr>
+        <w:t>-- CRUD operations</w:t>
+      </w:r>
+    </w:p>
+    <w:p>
+      <w:pPr>
+        <w:rPr>
+          <w:rFonts w:ascii="Courier New" w:hAnsi="Courier New" w:cs="Courier New"/>
+        </w:rPr>
+      </w:pPr>
+      <w:r>
+        <w:rPr>
+          <w:rFonts w:ascii="Courier New" w:hAnsi="Courier New" w:cs="Courier New"/>
+        </w:rPr>
+        <w:t>-- create</w:t>
+      </w:r>
+    </w:p>
+    <w:p>
+      <w:pPr>
+        <w:rPr>
+          <w:rFonts w:ascii="Courier New" w:hAnsi="Courier New" w:cs="Courier New"/>
+        </w:rPr>
+      </w:pPr>
+      <w:r>
+        <w:rPr>
+          <w:rFonts w:ascii="Courier New" w:hAnsi="Courier New" w:cs="Courier New"/>
+        </w:rPr>
+        <w:t>INSERT INTO Customers (CustomerID, Name, Email)</w:t>
+      </w:r>
+    </w:p>
+    <w:p>
+      <w:pPr>
+        <w:rPr>
+          <w:rFonts w:ascii="Courier New" w:hAnsi="Courier New" w:cs="Courier New"/>
+        </w:rPr>
+      </w:pPr>
+      <w:r>
+        <w:rPr>
+          <w:rFonts w:ascii="Courier New" w:hAnsi="Courier New" w:cs="Courier New"/>
+        </w:rPr>
+        <w:t>VALUES (3, 'Anjali', 'anjali@email.com');</w:t>
+      </w:r>
+    </w:p>
+    <w:p>
+      <w:pPr>
+        <w:rPr>
+          <w:rFonts w:ascii="Courier New" w:hAnsi="Courier New" w:cs="Courier New"/>
+        </w:rPr>
+      </w:pPr>
+      <w:r>
+        <w:rPr>
+          <w:rFonts w:ascii="Courier New" w:hAnsi="Courier New" w:cs="Courier New"/>
+        </w:rPr>
+        <w:t>-- read</w:t>
+      </w:r>
+    </w:p>
+    <w:p>
+      <w:pPr>
+        <w:rPr>
+          <w:rFonts w:ascii="Courier New" w:hAnsi="Courier New" w:cs="Courier New"/>
+        </w:rPr>
+      </w:pPr>
+      <w:r>
+        <w:rPr>
+          <w:rFonts w:ascii="Courier New" w:hAnsi="Courier New" w:cs="Courier New"/>
+        </w:rPr>
+        <w:t>SELECT * FROM Customers;</w:t>
+      </w:r>
+    </w:p>
+    <w:p>
+      <w:pPr>
+        <w:rPr>
+          <w:rFonts w:ascii="Courier New" w:hAnsi="Courier New" w:cs="Courier New"/>
+        </w:rPr>
+      </w:pPr>
+      <w:r>
+        <w:rPr>
+          <w:rFonts w:ascii="Courier New" w:hAnsi="Courier New" w:cs="Courier New"/>
+        </w:rPr>
+        <w:t>SELECT * FROM Orders WHERE CustomerID = 1;</w:t>
+      </w:r>
+    </w:p>
+    <w:p>
+      <w:pPr>
+        <w:rPr>
+          <w:rFonts w:ascii="Courier New" w:hAnsi="Courier New" w:cs="Courier New"/>
+        </w:rPr>
+      </w:pPr>
+      <w:r>
+        <w:rPr>
+          <w:rFonts w:ascii="Courier New" w:hAnsi="Courier New" w:cs="Courier New"/>
+        </w:rPr>
+        <w:t>-- update</w:t>
+      </w:r>
+    </w:p>
+    <w:p>
+      <w:pPr>
+        <w:rPr>
+          <w:rFonts w:ascii="Courier New" w:hAnsi="Courier New" w:cs="Courier New"/>
+        </w:rPr>
+      </w:pPr>
+      <w:r>
+        <w:rPr>
+          <w:rFonts w:ascii="Courier New" w:hAnsi="Courier New" w:cs="Courier New"/>
+        </w:rPr>
+        <w:t>UPDATE Customers</w:t>
+      </w:r>
+    </w:p>
+    <w:p>
+      <w:pPr>
+        <w:rPr>
+          <w:rFonts w:ascii="Courier New" w:hAnsi="Courier New" w:cs="Courier New"/>
+        </w:rPr>
+      </w:pPr>
+      <w:r>
+        <w:rPr>
+          <w:rFonts w:ascii="Courier New" w:hAnsi="Courier New" w:cs="Courier New"/>
+        </w:rPr>
+        <w:t>SET Email = 'sharanya_new@email.com'</w:t>
+      </w:r>
+    </w:p>
+    <w:p>
+      <w:pPr>
+        <w:rPr>
+          <w:rFonts w:ascii="Courier New" w:hAnsi="Courier New" w:cs="Courier New"/>
+        </w:rPr>
+      </w:pPr>
+      <w:r>
+        <w:rPr>
+          <w:rFonts w:ascii="Courier New" w:hAnsi="Courier New" w:cs="Courier New"/>
+        </w:rPr>
+        <w:lastRenderedPageBreak/>
+        <w:t>WHERE CustomerID = 1;</w:t>
+      </w:r>
+    </w:p>
+    <w:p>
+      <w:pPr>
+        <w:rPr>
+          <w:rFonts w:ascii="Courier New" w:hAnsi="Courier New" w:cs="Courier New"/>
+        </w:rPr>
+      </w:pPr>
+    </w:p>
+    <w:p>
+      <w:pPr>
+        <w:rPr>
+          <w:rFonts w:ascii="Courier New" w:hAnsi="Courier New" w:cs="Courier New"/>
+        </w:rPr>
+      </w:pPr>
+      <w:r>
+        <w:rPr>
+          <w:rFonts w:ascii="Courier New" w:hAnsi="Courier New" w:cs="Courier New"/>
+        </w:rPr>
+        <w:t>-- delete</w:t>
+      </w:r>
+    </w:p>
+    <w:p>
+      <w:pPr>
+        <w:rPr>
+          <w:rFonts w:ascii="Courier New" w:hAnsi="Courier New" w:cs="Courier New"/>
+        </w:rPr>
+      </w:pPr>
+      <w:r>
+        <w:rPr>
+          <w:rFonts w:ascii="Courier New" w:hAnsi="Courier New" w:cs="Courier New"/>
+        </w:rPr>
+        <w:t>DELETE FROM Customers WHERE CustomerID = 3;</w:t>
+      </w:r>
+    </w:p>
+    <w:p>
+      <w:pPr>
+        <w:rPr>
+          <w:rFonts w:ascii="Courier New" w:hAnsi="Courier New" w:cs="Courier New"/>
+        </w:rPr>
+      </w:pPr>
+    </w:p>
+    <w:p>
+      <w:pPr>
+        <w:rPr>
+          <w:rFonts w:ascii="Courier New" w:hAnsi="Courier New" w:cs="Courier New"/>
+        </w:rPr>
+      </w:pPr>
+      <w:r>
+        <w:rPr>
+          <w:rFonts w:ascii="Courier New" w:hAnsi="Courier New" w:cs="Courier New"/>
+        </w:rPr>
+        <w:t>-- drop,truncate,delete</w:t>
+      </w:r>
+    </w:p>
+    <w:p>
+      <w:pPr>
+        <w:rPr>
+          <w:rFonts w:ascii="Courier New" w:hAnsi="Courier New" w:cs="Courier New"/>
+        </w:rPr>
+      </w:pPr>
+      <w:r>
+        <w:rPr>
+          <w:rFonts w:ascii="Courier New" w:hAnsi="Courier New" w:cs="Courier New"/>
+        </w:rPr>
+        <w:t>-- DELETE: removes rows but keeps table</w:t>
+      </w:r>
+    </w:p>
+    <w:p>
+      <w:pPr>
+        <w:rPr>
+          <w:rFonts w:ascii="Courier New" w:hAnsi="Courier New" w:cs="Courier New"/>
+        </w:rPr>
+      </w:pPr>
+      <w:r>
+        <w:rPr>
+          <w:rFonts w:ascii="Courier New" w:hAnsi="Courier New" w:cs="Courier New"/>
+        </w:rPr>
+        <w:t>DELETE FROM Orders WHERE CustomerID = 1;</w:t>
+      </w:r>
+    </w:p>
+    <w:p>
+      <w:pPr>
+        <w:rPr>
+          <w:rFonts w:ascii="Courier New" w:hAnsi="Courier New" w:cs="Courier New"/>
+        </w:rPr>
+      </w:pPr>
+    </w:p>
+    <w:p>
+      <w:pPr>
+        <w:rPr>
+          <w:rFonts w:ascii="Courier New" w:hAnsi="Courier New" w:cs="Courier New"/>
+        </w:rPr>
+      </w:pPr>
+      <w:r>
+        <w:rPr>
+          <w:rFonts w:ascii="Courier New" w:hAnsi="Courier New" w:cs="Courier New"/>
+        </w:rPr>
+        <w:t>-- TRUNCATE: removes all rows, resets identity</w:t>
+      </w:r>
+    </w:p>
+    <w:p>
+      <w:pPr>
+        <w:rPr>
+          <w:rFonts w:ascii="Courier New" w:hAnsi="Courier New" w:cs="Courier New"/>
+        </w:rPr>
+      </w:pPr>
+      <w:r>
+        <w:rPr>
+          <w:rFonts w:ascii="Courier New" w:hAnsi="Courier New" w:cs="Courier New"/>
+        </w:rPr>
+        <w:t>TRUNCATE TABLE Orders;</w:t>
+      </w:r>
+    </w:p>
+    <w:p>
+      <w:pPr>
+        <w:rPr>
+          <w:rFonts w:ascii="Courier New" w:hAnsi="Courier New" w:cs="Courier New"/>
+        </w:rPr>
+      </w:pPr>
+    </w:p>
+    <w:p>
+      <w:pPr>
+        <w:rPr>
+          <w:rFonts w:ascii="Courier New" w:hAnsi="Courier New" w:cs="Courier New"/>
+        </w:rPr>
+      </w:pPr>
+      <w:r>
+        <w:rPr>
+          <w:rFonts w:ascii="Courier New" w:hAnsi="Courier New" w:cs="Courier New"/>
+        </w:rPr>
+        <w:t>-- DROP: removes table completely</w:t>
+      </w:r>
+    </w:p>
+    <w:p>
+      <w:pPr>
+        <w:rPr>
+          <w:rFonts w:ascii="Courier New" w:hAnsi="Courier New" w:cs="Courier New"/>
+        </w:rPr>
+      </w:pPr>
+      <w:r>
+        <w:rPr>
+          <w:rFonts w:ascii="Courier New" w:hAnsi="Courier New" w:cs="Courier New"/>
+        </w:rPr>
+        <w:t>DROP TABLE Orders;</w:t>
+      </w:r>
+    </w:p>
+    <w:p>
+      <w:pPr>
+        <w:rPr>
+          <w:rFonts w:ascii="Courier New" w:hAnsi="Courier New" w:cs="Courier New"/>
+        </w:rPr>
+      </w:pPr>
+    </w:p>
+    <w:p>
+      <w:pPr>
+        <w:rPr>
+          <w:rFonts w:ascii="Courier New" w:hAnsi="Courier New" w:cs="Courier New"/>
+        </w:rPr>
+      </w:pPr>
+      <w:r>
+        <w:rPr>
+          <w:rFonts w:ascii="Courier New" w:hAnsi="Courier New" w:cs="Courier New"/>
+        </w:rPr>
+        <w:t>-- limit and offset</w:t>
+      </w:r>
+    </w:p>
+    <w:p>
+      <w:pPr>
+        <w:rPr>
+          <w:rFonts w:ascii="Courier New" w:hAnsi="Courier New" w:cs="Courier New"/>
+        </w:rPr>
+      </w:pPr>
+      <w:r>
+        <w:rPr>
+          <w:rFonts w:ascii="Courier New" w:hAnsi="Courier New" w:cs="Courier New"/>
+        </w:rPr>
+        <w:t>-- Show only 2 records</w:t>
+      </w:r>
+    </w:p>
+    <w:p>
+      <w:pPr>
+        <w:rPr>
+          <w:rFonts w:ascii="Courier New" w:hAnsi="Courier New" w:cs="Courier New"/>
+        </w:rPr>
+      </w:pPr>
+      <w:r>
+        <w:rPr>
+          <w:rFonts w:ascii="Courier New" w:hAnsi="Courier New" w:cs="Courier New"/>
+        </w:rPr>
+        <w:t>SELECT * FROM Customers LIMIT 2;</w:t>
+      </w:r>
+    </w:p>
+    <w:p>
+      <w:pPr>
+        <w:rPr>
+          <w:rFonts w:ascii="Courier New" w:hAnsi="Courier New" w:cs="Courier New"/>
+        </w:rPr>
+      </w:pPr>
+    </w:p>
+    <w:p>
+      <w:pPr>
+        <w:rPr>
+          <w:rFonts w:ascii="Courier New" w:hAnsi="Courier New" w:cs="Courier New"/>
+        </w:rPr>
+      </w:pPr>
+      <w:r>
+        <w:rPr>
+          <w:rFonts w:ascii="Courier New" w:hAnsi="Courier New" w:cs="Courier New"/>
+        </w:rPr>
+        <w:t>-- Skip first 2 records, show next 2</w:t>
+      </w:r>
+    </w:p>
+    <w:p>
+      <w:pPr>
+        <w:rPr>
+          <w:rFonts w:ascii="Courier New" w:hAnsi="Courier New" w:cs="Courier New"/>
+        </w:rPr>
+      </w:pPr>
+      <w:r>
+        <w:rPr>
+          <w:rFonts w:ascii="Courier New" w:hAnsi="Courier New" w:cs="Courier New"/>
+        </w:rPr>
+        <w:t>SELECT * FROM Customers LIMIT 2 OFFSET 2;</w:t>
       </w:r>
     </w:p>
     <w:p>
@@ -7064,6 +6837,7 @@
   <w:style w:type="character" w:default="1" w:styleId="DefaultParagraphFont">
     <w:name w:val="Default Paragraph Font"/>
     <w:uiPriority w:val="1"/>
+    <w:semiHidden/>
     <w:unhideWhenUsed/>
   </w:style>
   <w:style w:type="table" w:default="1" w:styleId="TableNormal">
